--- a/6 семестр/Автоматизированные системы управление элементами промышленных и административных объектов/Практическая работа №8/Отчет ВраженкоДО.docx
+++ b/6 семестр/Автоматизированные системы управление элементами промышленных и административных объектов/Практическая работа №8/Отчет ВраженкоДО.docx
@@ -496,8 +496,8 @@
         <w:gridCol w:w="2534"/>
         <w:gridCol w:w="4834"/>
         <w:gridCol w:w="1107"/>
-        <w:gridCol w:w="544"/>
-        <w:gridCol w:w="1119"/>
+        <w:gridCol w:w="543"/>
+        <w:gridCol w:w="1120"/>
       </w:tblGrid>
       <w:tr>
         <w:trPr/>
@@ -582,7 +582,7 @@
         </w:tc>
         <w:tc>
           <w:tcPr>
-            <w:tcW w:w="1651" w:type="dxa"/>
+            <w:tcW w:w="1650" w:type="dxa"/>
             <w:gridSpan w:val="2"/>
             <w:tcBorders>
               <w:top w:val="nil"/>
@@ -651,7 +651,7 @@
         </w:tc>
         <w:tc>
           <w:tcPr>
-            <w:tcW w:w="1119" w:type="dxa"/>
+            <w:tcW w:w="1120" w:type="dxa"/>
             <w:tcBorders>
               <w:top w:val="nil"/>
               <w:left w:val="nil"/>
@@ -779,7 +779,7 @@
         </w:tc>
         <w:tc>
           <w:tcPr>
-            <w:tcW w:w="1651" w:type="dxa"/>
+            <w:tcW w:w="1650" w:type="dxa"/>
             <w:gridSpan w:val="2"/>
             <w:tcBorders>
               <w:top w:val="nil"/>
@@ -868,7 +868,7 @@
         </w:tc>
         <w:tc>
           <w:tcPr>
-            <w:tcW w:w="1119" w:type="dxa"/>
+            <w:tcW w:w="1120" w:type="dxa"/>
             <w:tcBorders>
               <w:top w:val="nil"/>
               <w:left w:val="nil"/>
@@ -1522,16 +1522,16 @@
         </w:tblCellMar>
       </w:tblPr>
       <w:tblGrid>
-        <w:gridCol w:w="2841"/>
-        <w:gridCol w:w="2172"/>
-        <w:gridCol w:w="2170"/>
-        <w:gridCol w:w="2172"/>
+        <w:gridCol w:w="2840"/>
+        <w:gridCol w:w="2173"/>
+        <w:gridCol w:w="2169"/>
+        <w:gridCol w:w="2173"/>
       </w:tblGrid>
       <w:tr>
         <w:trPr/>
         <w:tc>
           <w:tcPr>
-            <w:tcW w:w="2841" w:type="dxa"/>
+            <w:tcW w:w="2840" w:type="dxa"/>
             <w:tcBorders>
               <w:top w:val="single" w:sz="2" w:space="0" w:color="000000"/>
               <w:left w:val="single" w:sz="2" w:space="0" w:color="000000"/>
@@ -1541,7 +1541,7 @@
           </w:tcPr>
           <w:p>
             <w:pPr>
-              <w:pStyle w:val="Style20"/>
+              <w:pStyle w:val="user8"/>
               <w:rPr/>
             </w:pPr>
             <w:r>
@@ -1552,7 +1552,7 @@
         </w:tc>
         <w:tc>
           <w:tcPr>
-            <w:tcW w:w="2172" w:type="dxa"/>
+            <w:tcW w:w="2173" w:type="dxa"/>
             <w:tcBorders>
               <w:top w:val="single" w:sz="2" w:space="0" w:color="000000"/>
               <w:left w:val="single" w:sz="2" w:space="0" w:color="000000"/>
@@ -1562,7 +1562,7 @@
           </w:tcPr>
           <w:p>
             <w:pPr>
-              <w:pStyle w:val="Style20"/>
+              <w:pStyle w:val="user8"/>
               <w:rPr/>
             </w:pPr>
             <w:r>
@@ -1573,7 +1573,7 @@
         </w:tc>
         <w:tc>
           <w:tcPr>
-            <w:tcW w:w="2170" w:type="dxa"/>
+            <w:tcW w:w="2169" w:type="dxa"/>
             <w:tcBorders>
               <w:top w:val="single" w:sz="2" w:space="0" w:color="000000"/>
               <w:left w:val="single" w:sz="2" w:space="0" w:color="000000"/>
@@ -1583,7 +1583,7 @@
           </w:tcPr>
           <w:p>
             <w:pPr>
-              <w:pStyle w:val="Style20"/>
+              <w:pStyle w:val="user8"/>
               <w:rPr/>
             </w:pPr>
             <w:r>
@@ -1594,7 +1594,7 @@
         </w:tc>
         <w:tc>
           <w:tcPr>
-            <w:tcW w:w="2172" w:type="dxa"/>
+            <w:tcW w:w="2173" w:type="dxa"/>
             <w:tcBorders>
               <w:top w:val="single" w:sz="2" w:space="0" w:color="000000"/>
               <w:left w:val="single" w:sz="2" w:space="0" w:color="000000"/>
@@ -1605,7 +1605,7 @@
           </w:tcPr>
           <w:p>
             <w:pPr>
-              <w:pStyle w:val="Style20"/>
+              <w:pStyle w:val="user8"/>
               <w:rPr/>
             </w:pPr>
             <w:r>
@@ -1619,7 +1619,7 @@
         <w:trPr/>
         <w:tc>
           <w:tcPr>
-            <w:tcW w:w="2841" w:type="dxa"/>
+            <w:tcW w:w="2840" w:type="dxa"/>
             <w:tcBorders>
               <w:left w:val="single" w:sz="2" w:space="0" w:color="000000"/>
               <w:bottom w:val="single" w:sz="2" w:space="0" w:color="000000"/>
@@ -1627,7 +1627,7 @@
           </w:tcPr>
           <w:p>
             <w:pPr>
-              <w:pStyle w:val="Style19"/>
+              <w:pStyle w:val="user7"/>
               <w:rPr/>
             </w:pPr>
             <w:r>
@@ -1638,7 +1638,7 @@
         </w:tc>
         <w:tc>
           <w:tcPr>
-            <w:tcW w:w="2172" w:type="dxa"/>
+            <w:tcW w:w="2173" w:type="dxa"/>
             <w:tcBorders>
               <w:left w:val="single" w:sz="2" w:space="0" w:color="000000"/>
               <w:bottom w:val="single" w:sz="2" w:space="0" w:color="000000"/>
@@ -1646,7 +1646,7 @@
           </w:tcPr>
           <w:p>
             <w:pPr>
-              <w:pStyle w:val="Style19"/>
+              <w:pStyle w:val="user7"/>
               <w:rPr/>
             </w:pPr>
             <w:r>
@@ -1657,7 +1657,7 @@
         </w:tc>
         <w:tc>
           <w:tcPr>
-            <w:tcW w:w="2170" w:type="dxa"/>
+            <w:tcW w:w="2169" w:type="dxa"/>
             <w:tcBorders>
               <w:left w:val="single" w:sz="2" w:space="0" w:color="000000"/>
               <w:bottom w:val="single" w:sz="2" w:space="0" w:color="000000"/>
@@ -1665,7 +1665,7 @@
           </w:tcPr>
           <w:p>
             <w:pPr>
-              <w:pStyle w:val="Style19"/>
+              <w:pStyle w:val="user7"/>
               <w:rPr/>
             </w:pPr>
             <w:r>
@@ -1676,7 +1676,7 @@
         </w:tc>
         <w:tc>
           <w:tcPr>
-            <w:tcW w:w="2172" w:type="dxa"/>
+            <w:tcW w:w="2173" w:type="dxa"/>
             <w:tcBorders>
               <w:left w:val="single" w:sz="2" w:space="0" w:color="000000"/>
               <w:bottom w:val="single" w:sz="2" w:space="0" w:color="000000"/>
@@ -1685,7 +1685,7 @@
           </w:tcPr>
           <w:p>
             <w:pPr>
-              <w:pStyle w:val="Style19"/>
+              <w:pStyle w:val="user7"/>
               <w:rPr/>
             </w:pPr>
             <w:r>
@@ -1699,7 +1699,7 @@
         <w:trPr/>
         <w:tc>
           <w:tcPr>
-            <w:tcW w:w="2841" w:type="dxa"/>
+            <w:tcW w:w="2840" w:type="dxa"/>
             <w:tcBorders>
               <w:left w:val="single" w:sz="2" w:space="0" w:color="000000"/>
               <w:bottom w:val="single" w:sz="2" w:space="0" w:color="000000"/>
@@ -1707,7 +1707,7 @@
           </w:tcPr>
           <w:p>
             <w:pPr>
-              <w:pStyle w:val="Style19"/>
+              <w:pStyle w:val="user7"/>
               <w:rPr/>
             </w:pPr>
             <w:r>
@@ -1718,7 +1718,7 @@
         </w:tc>
         <w:tc>
           <w:tcPr>
-            <w:tcW w:w="2172" w:type="dxa"/>
+            <w:tcW w:w="2173" w:type="dxa"/>
             <w:tcBorders>
               <w:left w:val="single" w:sz="2" w:space="0" w:color="000000"/>
               <w:bottom w:val="single" w:sz="2" w:space="0" w:color="000000"/>
@@ -1726,7 +1726,7 @@
           </w:tcPr>
           <w:p>
             <w:pPr>
-              <w:pStyle w:val="Style19"/>
+              <w:pStyle w:val="user7"/>
               <w:rPr/>
             </w:pPr>
             <w:r>
@@ -1737,7 +1737,7 @@
         </w:tc>
         <w:tc>
           <w:tcPr>
-            <w:tcW w:w="2170" w:type="dxa"/>
+            <w:tcW w:w="2169" w:type="dxa"/>
             <w:tcBorders>
               <w:left w:val="single" w:sz="2" w:space="0" w:color="000000"/>
               <w:bottom w:val="single" w:sz="2" w:space="0" w:color="000000"/>
@@ -1745,7 +1745,7 @@
           </w:tcPr>
           <w:p>
             <w:pPr>
-              <w:pStyle w:val="Style19"/>
+              <w:pStyle w:val="user7"/>
               <w:rPr/>
             </w:pPr>
             <w:r>
@@ -1756,7 +1756,7 @@
         </w:tc>
         <w:tc>
           <w:tcPr>
-            <w:tcW w:w="2172" w:type="dxa"/>
+            <w:tcW w:w="2173" w:type="dxa"/>
             <w:tcBorders>
               <w:left w:val="single" w:sz="2" w:space="0" w:color="000000"/>
               <w:bottom w:val="single" w:sz="2" w:space="0" w:color="000000"/>
@@ -1765,7 +1765,7 @@
           </w:tcPr>
           <w:p>
             <w:pPr>
-              <w:pStyle w:val="Style19"/>
+              <w:pStyle w:val="user7"/>
               <w:rPr/>
             </w:pPr>
             <w:r>
@@ -1779,7 +1779,7 @@
         <w:trPr/>
         <w:tc>
           <w:tcPr>
-            <w:tcW w:w="2841" w:type="dxa"/>
+            <w:tcW w:w="2840" w:type="dxa"/>
             <w:tcBorders>
               <w:left w:val="single" w:sz="2" w:space="0" w:color="000000"/>
               <w:bottom w:val="single" w:sz="2" w:space="0" w:color="000000"/>
@@ -1787,7 +1787,7 @@
           </w:tcPr>
           <w:p>
             <w:pPr>
-              <w:pStyle w:val="Style19"/>
+              <w:pStyle w:val="user7"/>
               <w:rPr/>
             </w:pPr>
             <w:r>
@@ -1798,7 +1798,7 @@
         </w:tc>
         <w:tc>
           <w:tcPr>
-            <w:tcW w:w="2172" w:type="dxa"/>
+            <w:tcW w:w="2173" w:type="dxa"/>
             <w:tcBorders>
               <w:left w:val="single" w:sz="2" w:space="0" w:color="000000"/>
               <w:bottom w:val="single" w:sz="2" w:space="0" w:color="000000"/>
@@ -1806,7 +1806,7 @@
           </w:tcPr>
           <w:p>
             <w:pPr>
-              <w:pStyle w:val="Style19"/>
+              <w:pStyle w:val="user7"/>
               <w:rPr/>
             </w:pPr>
             <w:r>
@@ -1817,7 +1817,7 @@
         </w:tc>
         <w:tc>
           <w:tcPr>
-            <w:tcW w:w="2170" w:type="dxa"/>
+            <w:tcW w:w="2169" w:type="dxa"/>
             <w:tcBorders>
               <w:left w:val="single" w:sz="2" w:space="0" w:color="000000"/>
               <w:bottom w:val="single" w:sz="2" w:space="0" w:color="000000"/>
@@ -1825,7 +1825,7 @@
           </w:tcPr>
           <w:p>
             <w:pPr>
-              <w:pStyle w:val="Style19"/>
+              <w:pStyle w:val="user7"/>
               <w:rPr/>
             </w:pPr>
             <w:r>
@@ -1836,7 +1836,7 @@
         </w:tc>
         <w:tc>
           <w:tcPr>
-            <w:tcW w:w="2172" w:type="dxa"/>
+            <w:tcW w:w="2173" w:type="dxa"/>
             <w:tcBorders>
               <w:left w:val="single" w:sz="2" w:space="0" w:color="000000"/>
               <w:bottom w:val="single" w:sz="2" w:space="0" w:color="000000"/>
@@ -1845,7 +1845,7 @@
           </w:tcPr>
           <w:p>
             <w:pPr>
-              <w:pStyle w:val="Style19"/>
+              <w:pStyle w:val="user7"/>
               <w:rPr/>
             </w:pPr>
             <w:r>
@@ -1859,7 +1859,7 @@
         <w:trPr/>
         <w:tc>
           <w:tcPr>
-            <w:tcW w:w="2841" w:type="dxa"/>
+            <w:tcW w:w="2840" w:type="dxa"/>
             <w:tcBorders>
               <w:left w:val="single" w:sz="2" w:space="0" w:color="000000"/>
               <w:bottom w:val="single" w:sz="2" w:space="0" w:color="000000"/>
@@ -1867,7 +1867,7 @@
           </w:tcPr>
           <w:p>
             <w:pPr>
-              <w:pStyle w:val="Style19"/>
+              <w:pStyle w:val="user7"/>
               <w:rPr/>
             </w:pPr>
             <w:r>
@@ -1878,7 +1878,7 @@
         </w:tc>
         <w:tc>
           <w:tcPr>
-            <w:tcW w:w="2172" w:type="dxa"/>
+            <w:tcW w:w="2173" w:type="dxa"/>
             <w:tcBorders>
               <w:left w:val="single" w:sz="2" w:space="0" w:color="000000"/>
               <w:bottom w:val="single" w:sz="2" w:space="0" w:color="000000"/>
@@ -1886,7 +1886,7 @@
           </w:tcPr>
           <w:p>
             <w:pPr>
-              <w:pStyle w:val="Style19"/>
+              <w:pStyle w:val="user7"/>
               <w:rPr/>
             </w:pPr>
             <w:r>
@@ -1897,7 +1897,7 @@
         </w:tc>
         <w:tc>
           <w:tcPr>
-            <w:tcW w:w="2170" w:type="dxa"/>
+            <w:tcW w:w="2169" w:type="dxa"/>
             <w:tcBorders>
               <w:left w:val="single" w:sz="2" w:space="0" w:color="000000"/>
               <w:bottom w:val="single" w:sz="2" w:space="0" w:color="000000"/>
@@ -1905,7 +1905,7 @@
           </w:tcPr>
           <w:p>
             <w:pPr>
-              <w:pStyle w:val="Style19"/>
+              <w:pStyle w:val="user7"/>
               <w:rPr/>
             </w:pPr>
             <w:r>
@@ -1916,7 +1916,7 @@
         </w:tc>
         <w:tc>
           <w:tcPr>
-            <w:tcW w:w="2172" w:type="dxa"/>
+            <w:tcW w:w="2173" w:type="dxa"/>
             <w:tcBorders>
               <w:left w:val="single" w:sz="2" w:space="0" w:color="000000"/>
               <w:bottom w:val="single" w:sz="2" w:space="0" w:color="000000"/>
@@ -1925,7 +1925,7 @@
           </w:tcPr>
           <w:p>
             <w:pPr>
-              <w:pStyle w:val="Style19"/>
+              <w:pStyle w:val="user7"/>
               <w:rPr/>
             </w:pPr>
             <w:r>
@@ -1939,7 +1939,7 @@
         <w:trPr/>
         <w:tc>
           <w:tcPr>
-            <w:tcW w:w="2841" w:type="dxa"/>
+            <w:tcW w:w="2840" w:type="dxa"/>
             <w:tcBorders>
               <w:left w:val="single" w:sz="2" w:space="0" w:color="000000"/>
               <w:bottom w:val="single" w:sz="2" w:space="0" w:color="000000"/>
@@ -1947,7 +1947,7 @@
           </w:tcPr>
           <w:p>
             <w:pPr>
-              <w:pStyle w:val="Style19"/>
+              <w:pStyle w:val="user7"/>
               <w:rPr/>
             </w:pPr>
             <w:r>
@@ -1958,7 +1958,7 @@
         </w:tc>
         <w:tc>
           <w:tcPr>
-            <w:tcW w:w="2172" w:type="dxa"/>
+            <w:tcW w:w="2173" w:type="dxa"/>
             <w:tcBorders>
               <w:left w:val="single" w:sz="2" w:space="0" w:color="000000"/>
               <w:bottom w:val="single" w:sz="2" w:space="0" w:color="000000"/>
@@ -1966,7 +1966,7 @@
           </w:tcPr>
           <w:p>
             <w:pPr>
-              <w:pStyle w:val="Style19"/>
+              <w:pStyle w:val="user7"/>
               <w:rPr/>
             </w:pPr>
             <w:r>
@@ -1977,7 +1977,7 @@
         </w:tc>
         <w:tc>
           <w:tcPr>
-            <w:tcW w:w="2170" w:type="dxa"/>
+            <w:tcW w:w="2169" w:type="dxa"/>
             <w:tcBorders>
               <w:left w:val="single" w:sz="2" w:space="0" w:color="000000"/>
               <w:bottom w:val="single" w:sz="2" w:space="0" w:color="000000"/>
@@ -1985,7 +1985,7 @@
           </w:tcPr>
           <w:p>
             <w:pPr>
-              <w:pStyle w:val="Style19"/>
+              <w:pStyle w:val="user7"/>
               <w:rPr/>
             </w:pPr>
             <w:r>
@@ -1996,7 +1996,7 @@
         </w:tc>
         <w:tc>
           <w:tcPr>
-            <w:tcW w:w="2172" w:type="dxa"/>
+            <w:tcW w:w="2173" w:type="dxa"/>
             <w:tcBorders>
               <w:left w:val="single" w:sz="2" w:space="0" w:color="000000"/>
               <w:bottom w:val="single" w:sz="2" w:space="0" w:color="000000"/>
@@ -2005,7 +2005,7 @@
           </w:tcPr>
           <w:p>
             <w:pPr>
-              <w:pStyle w:val="Style19"/>
+              <w:pStyle w:val="user7"/>
               <w:rPr/>
             </w:pPr>
             <w:r>
@@ -2019,7 +2019,7 @@
         <w:trPr/>
         <w:tc>
           <w:tcPr>
-            <w:tcW w:w="2841" w:type="dxa"/>
+            <w:tcW w:w="2840" w:type="dxa"/>
             <w:tcBorders>
               <w:left w:val="single" w:sz="2" w:space="0" w:color="000000"/>
               <w:bottom w:val="single" w:sz="2" w:space="0" w:color="000000"/>
@@ -2027,7 +2027,7 @@
           </w:tcPr>
           <w:p>
             <w:pPr>
-              <w:pStyle w:val="Style19"/>
+              <w:pStyle w:val="user7"/>
               <w:rPr/>
             </w:pPr>
             <w:r>
@@ -2038,7 +2038,7 @@
         </w:tc>
         <w:tc>
           <w:tcPr>
-            <w:tcW w:w="2172" w:type="dxa"/>
+            <w:tcW w:w="2173" w:type="dxa"/>
             <w:tcBorders>
               <w:left w:val="single" w:sz="2" w:space="0" w:color="000000"/>
               <w:bottom w:val="single" w:sz="2" w:space="0" w:color="000000"/>
@@ -2046,7 +2046,7 @@
           </w:tcPr>
           <w:p>
             <w:pPr>
-              <w:pStyle w:val="Style19"/>
+              <w:pStyle w:val="user7"/>
               <w:rPr/>
             </w:pPr>
             <w:r>
@@ -2057,7 +2057,7 @@
         </w:tc>
         <w:tc>
           <w:tcPr>
-            <w:tcW w:w="2170" w:type="dxa"/>
+            <w:tcW w:w="2169" w:type="dxa"/>
             <w:tcBorders>
               <w:left w:val="single" w:sz="2" w:space="0" w:color="000000"/>
               <w:bottom w:val="single" w:sz="2" w:space="0" w:color="000000"/>
@@ -2065,7 +2065,7 @@
           </w:tcPr>
           <w:p>
             <w:pPr>
-              <w:pStyle w:val="Style19"/>
+              <w:pStyle w:val="user7"/>
               <w:rPr/>
             </w:pPr>
             <w:r>
@@ -2076,7 +2076,7 @@
         </w:tc>
         <w:tc>
           <w:tcPr>
-            <w:tcW w:w="2172" w:type="dxa"/>
+            <w:tcW w:w="2173" w:type="dxa"/>
             <w:tcBorders>
               <w:left w:val="single" w:sz="2" w:space="0" w:color="000000"/>
               <w:bottom w:val="single" w:sz="2" w:space="0" w:color="000000"/>
@@ -2085,7 +2085,7 @@
           </w:tcPr>
           <w:p>
             <w:pPr>
-              <w:pStyle w:val="Style19"/>
+              <w:pStyle w:val="user7"/>
               <w:rPr/>
             </w:pPr>
             <w:r>
@@ -2623,7 +2623,7 @@
     </w:p>
     <w:p>
       <w:pPr>
-        <w:pStyle w:val="Style24"/>
+        <w:pStyle w:val="Style25"/>
         <w:rPr/>
       </w:pPr>
       <w:r>
@@ -2766,7 +2766,6 @@
                 <w:rFonts w:ascii="Consolas" w:hAnsi="Consolas"/>
                 <w:color w:val="B788D3"/>
                 <w:sz w:val="20"/>
-                <w:u w:val="single"/>
               </w:rPr>
               <w:t>requests</w:t>
             </w:r>
@@ -2879,7 +2878,6 @@
                 <w:rFonts w:ascii="Consolas" w:hAnsi="Consolas"/>
                 <w:color w:val="B788D3"/>
                 <w:sz w:val="20"/>
-                <w:u w:val="single"/>
               </w:rPr>
               <w:t>sessions</w:t>
             </w:r>
@@ -2992,7 +2990,6 @@
                 <w:rFonts w:ascii="Consolas" w:hAnsi="Consolas"/>
                 <w:color w:val="B788D3"/>
                 <w:sz w:val="20"/>
-                <w:u w:val="single"/>
               </w:rPr>
               <w:t>history</w:t>
             </w:r>
@@ -3105,7 +3102,6 @@
                 <w:rFonts w:ascii="Consolas" w:hAnsi="Consolas"/>
                 <w:color w:val="B788D3"/>
                 <w:sz w:val="20"/>
-                <w:u w:val="single"/>
               </w:rPr>
               <w:t>logs</w:t>
             </w:r>
@@ -3218,7 +3214,6 @@
                 <w:rFonts w:ascii="Consolas" w:hAnsi="Consolas"/>
                 <w:color w:val="B788D3"/>
                 <w:sz w:val="20"/>
-                <w:u w:val="single"/>
               </w:rPr>
               <w:t>notifications</w:t>
             </w:r>
@@ -3331,7 +3326,6 @@
                 <w:rFonts w:ascii="Consolas" w:hAnsi="Consolas"/>
                 <w:color w:val="B788D3"/>
                 <w:sz w:val="20"/>
-                <w:u w:val="single"/>
               </w:rPr>
               <w:t>ml_models</w:t>
             </w:r>
@@ -3444,7 +3438,6 @@
                 <w:rFonts w:ascii="Consolas" w:hAnsi="Consolas"/>
                 <w:color w:val="B788D3"/>
                 <w:sz w:val="20"/>
-                <w:u w:val="single"/>
               </w:rPr>
               <w:t>datasets</w:t>
             </w:r>
@@ -3557,7 +3550,6 @@
                 <w:rFonts w:ascii="Consolas" w:hAnsi="Consolas"/>
                 <w:color w:val="B788D3"/>
                 <w:sz w:val="20"/>
-                <w:u w:val="single"/>
               </w:rPr>
               <w:t>users</w:t>
             </w:r>
@@ -3670,7 +3662,6 @@
                 <w:rFonts w:ascii="Consolas" w:hAnsi="Consolas"/>
                 <w:color w:val="B788D3"/>
                 <w:sz w:val="20"/>
-                <w:u w:val="single"/>
               </w:rPr>
               <w:t>favorites</w:t>
             </w:r>
@@ -3783,7 +3774,6 @@
                 <w:rFonts w:ascii="Consolas" w:hAnsi="Consolas"/>
                 <w:color w:val="B788D3"/>
                 <w:sz w:val="20"/>
-                <w:u w:val="single"/>
               </w:rPr>
               <w:t>reviews</w:t>
             </w:r>
@@ -3896,7 +3886,6 @@
                 <w:rFonts w:ascii="Consolas" w:hAnsi="Consolas"/>
                 <w:color w:val="B788D3"/>
                 <w:sz w:val="20"/>
-                <w:u w:val="single"/>
               </w:rPr>
               <w:t>content_licenses</w:t>
             </w:r>
@@ -4009,7 +3998,6 @@
                 <w:rFonts w:ascii="Consolas" w:hAnsi="Consolas"/>
                 <w:color w:val="B788D3"/>
                 <w:sz w:val="20"/>
-                <w:u w:val="single"/>
               </w:rPr>
               <w:t>licenses</w:t>
             </w:r>
@@ -4122,7 +4110,6 @@
                 <w:rFonts w:ascii="Consolas" w:hAnsi="Consolas"/>
                 <w:color w:val="B788D3"/>
                 <w:sz w:val="20"/>
-                <w:u w:val="single"/>
               </w:rPr>
               <w:t>content_categories</w:t>
             </w:r>
@@ -4235,7 +4222,6 @@
                 <w:rFonts w:ascii="Consolas" w:hAnsi="Consolas"/>
                 <w:color w:val="B788D3"/>
                 <w:sz w:val="20"/>
-                <w:u w:val="single"/>
               </w:rPr>
               <w:t>categories</w:t>
             </w:r>
@@ -4348,7 +4334,6 @@
                 <w:rFonts w:ascii="Consolas" w:hAnsi="Consolas"/>
                 <w:color w:val="B788D3"/>
                 <w:sz w:val="20"/>
-                <w:u w:val="single"/>
               </w:rPr>
               <w:t>content</w:t>
             </w:r>
@@ -4461,7 +4446,6 @@
                 <w:rFonts w:ascii="Consolas" w:hAnsi="Consolas"/>
                 <w:color w:val="B788D3"/>
                 <w:sz w:val="20"/>
-                <w:u w:val="single"/>
               </w:rPr>
               <w:t>purchase_requests</w:t>
             </w:r>
@@ -4574,7 +4558,6 @@
                 <w:rFonts w:ascii="Consolas" w:hAnsi="Consolas"/>
                 <w:color w:val="B788D3"/>
                 <w:sz w:val="20"/>
-                <w:u w:val="single"/>
               </w:rPr>
               <w:t>external_sources</w:t>
             </w:r>
@@ -4714,7 +4697,7 @@
                 <w:color w:val="CCCCCC"/>
                 <w:sz w:val="20"/>
               </w:rPr>
-              <w:t xml:space="preserve">              </w:t>
+              <w:t xml:space="preserve">                </w:t>
             </w:r>
             <w:r>
               <w:rPr>
@@ -4799,7 +4782,7 @@
                 <w:color w:val="CCCCCC"/>
                 <w:sz w:val="20"/>
               </w:rPr>
-              <w:t xml:space="preserve">            </w:t>
+              <w:t xml:space="preserve">              </w:t>
             </w:r>
             <w:r>
               <w:rPr>
@@ -5241,7 +5224,7 @@
                 <w:color w:val="CCCCCC"/>
                 <w:sz w:val="20"/>
               </w:rPr>
-              <w:t xml:space="preserve">            </w:t>
+              <w:t xml:space="preserve">              </w:t>
             </w:r>
             <w:r>
               <w:rPr>
@@ -6091,7 +6074,6 @@
                 <w:rFonts w:ascii="Consolas" w:hAnsi="Consolas"/>
                 <w:color w:val="B788D3"/>
                 <w:sz w:val="20"/>
-                <w:u w:val="single"/>
               </w:rPr>
               <w:t>users</w:t>
             </w:r>
@@ -6732,7 +6714,7 @@
             <w:r>
               <w:rPr>
                 <w:rFonts w:ascii="Consolas" w:hAnsi="Consolas"/>
-                <w:color w:val="9E9E9E"/>
+                <w:color w:val="B788D3"/>
                 <w:sz w:val="20"/>
               </w:rPr>
               <w:t>datasets</w:t>
@@ -6767,7 +6749,7 @@
             <w:r>
               <w:rPr>
                 <w:rFonts w:ascii="Consolas" w:hAnsi="Consolas"/>
-                <w:color w:val="9E9E9E"/>
+                <w:color w:val="00B8B8"/>
                 <w:sz w:val="20"/>
               </w:rPr>
               <w:t>id</w:t>
@@ -6852,8 +6834,7 @@
             <w:r>
               <w:rPr>
                 <w:rFonts w:ascii="Consolas" w:hAnsi="Consolas"/>
-                <w:b/>
-                <w:color w:val="C1AA6C"/>
+                <w:color w:val="00B8B8"/>
                 <w:sz w:val="20"/>
               </w:rPr>
               <w:t>name</w:t>
@@ -6955,7 +6936,7 @@
             <w:r>
               <w:rPr>
                 <w:rFonts w:ascii="Consolas" w:hAnsi="Consolas"/>
-                <w:color w:val="9E9E9E"/>
+                <w:color w:val="00B8B8"/>
                 <w:sz w:val="20"/>
               </w:rPr>
               <w:t>description</w:t>
@@ -7007,7 +6988,7 @@
             <w:r>
               <w:rPr>
                 <w:rFonts w:ascii="Consolas" w:hAnsi="Consolas"/>
-                <w:color w:val="9E9E9E"/>
+                <w:color w:val="00B8B8"/>
                 <w:sz w:val="20"/>
               </w:rPr>
               <w:t>record_count</w:t>
@@ -7092,7 +7073,7 @@
             <w:r>
               <w:rPr>
                 <w:rFonts w:ascii="Consolas" w:hAnsi="Consolas"/>
-                <w:color w:val="9E9E9E"/>
+                <w:color w:val="00B8B8"/>
                 <w:sz w:val="20"/>
               </w:rPr>
               <w:t>creation_date</w:t>
@@ -7211,8 +7192,7 @@
             <w:r>
               <w:rPr>
                 <w:rFonts w:ascii="Consolas" w:hAnsi="Consolas"/>
-                <w:b/>
-                <w:color w:val="C1AA6C"/>
+                <w:color w:val="00B8B8"/>
                 <w:sz w:val="20"/>
               </w:rPr>
               <w:t>format</w:t>
@@ -7314,7 +7294,7 @@
             <w:r>
               <w:rPr>
                 <w:rFonts w:ascii="Consolas" w:hAnsi="Consolas"/>
-                <w:color w:val="9E9E9E"/>
+                <w:color w:val="00B8B8"/>
                 <w:sz w:val="20"/>
               </w:rPr>
               <w:t>file_path</w:t>
@@ -7400,7 +7380,7 @@
             <w:r>
               <w:rPr>
                 <w:rFonts w:ascii="Consolas" w:hAnsi="Consolas"/>
-                <w:color w:val="9E9E9E"/>
+                <w:color w:val="00B8B8"/>
                 <w:sz w:val="20"/>
               </w:rPr>
               <w:t>status</w:t>
@@ -7535,7 +7515,7 @@
             <w:r>
               <w:rPr>
                 <w:rFonts w:ascii="Consolas" w:hAnsi="Consolas"/>
-                <w:color w:val="9E9E9E"/>
+                <w:color w:val="00B8B8"/>
                 <w:sz w:val="20"/>
               </w:rPr>
               <w:t>data_source</w:t>
@@ -7603,7 +7583,7 @@
             <w:r>
               <w:rPr>
                 <w:rFonts w:ascii="Consolas" w:hAnsi="Consolas"/>
-                <w:color w:val="9E9E9E"/>
+                <w:color w:val="00B8B8"/>
                 <w:sz w:val="20"/>
               </w:rPr>
               <w:t>created_at</w:t>
@@ -7784,7 +7764,7 @@
             <w:r>
               <w:rPr>
                 <w:rFonts w:ascii="Consolas" w:hAnsi="Consolas"/>
-                <w:color w:val="9E9E9E"/>
+                <w:color w:val="B788D3"/>
                 <w:sz w:val="20"/>
               </w:rPr>
               <w:t>ml_models</w:t>
@@ -7819,7 +7799,7 @@
             <w:r>
               <w:rPr>
                 <w:rFonts w:ascii="Consolas" w:hAnsi="Consolas"/>
-                <w:color w:val="9E9E9E"/>
+                <w:color w:val="00B8B8"/>
                 <w:sz w:val="20"/>
               </w:rPr>
               <w:t>id</w:t>
@@ -7904,7 +7884,7 @@
             <w:r>
               <w:rPr>
                 <w:rFonts w:ascii="Consolas" w:hAnsi="Consolas"/>
-                <w:color w:val="9E9E9E"/>
+                <w:color w:val="00B8B8"/>
                 <w:sz w:val="20"/>
               </w:rPr>
               <w:t>training_dataset_id</w:t>
@@ -7954,7 +7934,7 @@
             <w:r>
               <w:rPr>
                 <w:rFonts w:ascii="Consolas" w:hAnsi="Consolas"/>
-                <w:color w:val="9E9E9E"/>
+                <w:color w:val="B788D3"/>
                 <w:sz w:val="20"/>
               </w:rPr>
               <w:t>datasets</w:t>
@@ -7970,7 +7950,7 @@
             <w:r>
               <w:rPr>
                 <w:rFonts w:ascii="Consolas" w:hAnsi="Consolas"/>
-                <w:color w:val="9E9E9E"/>
+                <w:color w:val="00B8B8"/>
                 <w:sz w:val="20"/>
               </w:rPr>
               <w:t>id</w:t>
@@ -8073,8 +8053,7 @@
             <w:r>
               <w:rPr>
                 <w:rFonts w:ascii="Consolas" w:hAnsi="Consolas"/>
-                <w:b/>
-                <w:color w:val="C1AA6C"/>
+                <w:color w:val="00B8B8"/>
                 <w:sz w:val="20"/>
               </w:rPr>
               <w:t>name</w:t>
@@ -8176,8 +8155,7 @@
             <w:r>
               <w:rPr>
                 <w:rFonts w:ascii="Consolas" w:hAnsi="Consolas"/>
-                <w:b/>
-                <w:color w:val="739ECA"/>
+                <w:color w:val="00B8B8"/>
                 <w:sz w:val="20"/>
               </w:rPr>
               <w:t>version</w:t>
@@ -8279,7 +8257,7 @@
             <w:r>
               <w:rPr>
                 <w:rFonts w:ascii="Consolas" w:hAnsi="Consolas"/>
-                <w:color w:val="9E9E9E"/>
+                <w:color w:val="00B8B8"/>
                 <w:sz w:val="20"/>
               </w:rPr>
               <w:t>training_date</w:t>
@@ -8331,7 +8309,7 @@
             <w:r>
               <w:rPr>
                 <w:rFonts w:ascii="Consolas" w:hAnsi="Consolas"/>
-                <w:color w:val="9E9E9E"/>
+                <w:color w:val="00B8B8"/>
                 <w:sz w:val="20"/>
               </w:rPr>
               <w:t>accuracy</w:t>
@@ -8415,7 +8393,7 @@
             <w:r>
               <w:rPr>
                 <w:rFonts w:ascii="Consolas" w:hAnsi="Consolas"/>
-                <w:color w:val="9E9E9E"/>
+                <w:color w:val="00B8B8"/>
                 <w:sz w:val="20"/>
               </w:rPr>
               <w:t>model_path</w:t>
@@ -8501,7 +8479,7 @@
             <w:r>
               <w:rPr>
                 <w:rFonts w:ascii="Consolas" w:hAnsi="Consolas"/>
-                <w:color w:val="9E9E9E"/>
+                <w:color w:val="00B8B8"/>
                 <w:sz w:val="20"/>
               </w:rPr>
               <w:t>status</w:t>
@@ -8636,7 +8614,7 @@
             <w:r>
               <w:rPr>
                 <w:rFonts w:ascii="Consolas" w:hAnsi="Consolas"/>
-                <w:color w:val="9E9E9E"/>
+                <w:color w:val="00B8B8"/>
                 <w:sz w:val="20"/>
               </w:rPr>
               <w:t>hyperparameters</w:t>
@@ -8688,7 +8666,7 @@
             <w:r>
               <w:rPr>
                 <w:rFonts w:ascii="Consolas" w:hAnsi="Consolas"/>
-                <w:color w:val="9E9E9E"/>
+                <w:color w:val="00B8B8"/>
                 <w:sz w:val="20"/>
               </w:rPr>
               <w:t>model_size</w:t>
@@ -8740,7 +8718,7 @@
             <w:r>
               <w:rPr>
                 <w:rFonts w:ascii="Consolas" w:hAnsi="Consolas"/>
-                <w:color w:val="9E9E9E"/>
+                <w:color w:val="00B8B8"/>
                 <w:sz w:val="20"/>
               </w:rPr>
               <w:t>created_at</w:t>
@@ -8921,7 +8899,7 @@
             <w:r>
               <w:rPr>
                 <w:rFonts w:ascii="Consolas" w:hAnsi="Consolas"/>
-                <w:color w:val="9E9E9E"/>
+                <w:color w:val="B788D3"/>
                 <w:sz w:val="20"/>
               </w:rPr>
               <w:t>requests</w:t>
@@ -8956,7 +8934,7 @@
             <w:r>
               <w:rPr>
                 <w:rFonts w:ascii="Consolas" w:hAnsi="Consolas"/>
-                <w:color w:val="9E9E9E"/>
+                <w:color w:val="00B8B8"/>
                 <w:sz w:val="20"/>
               </w:rPr>
               <w:t>id</w:t>
@@ -9041,7 +9019,7 @@
             <w:r>
               <w:rPr>
                 <w:rFonts w:ascii="Consolas" w:hAnsi="Consolas"/>
-                <w:color w:val="9E9E9E"/>
+                <w:color w:val="00B8B8"/>
                 <w:sz w:val="20"/>
               </w:rPr>
               <w:t>session_id</w:t>
@@ -9125,7 +9103,7 @@
             <w:r>
               <w:rPr>
                 <w:rFonts w:ascii="Consolas" w:hAnsi="Consolas"/>
-                <w:color w:val="9E9E9E"/>
+                <w:color w:val="B788D3"/>
                 <w:sz w:val="20"/>
               </w:rPr>
               <w:t>sessions</w:t>
@@ -9141,7 +9119,7 @@
             <w:r>
               <w:rPr>
                 <w:rFonts w:ascii="Consolas" w:hAnsi="Consolas"/>
-                <w:color w:val="9E9E9E"/>
+                <w:color w:val="00B8B8"/>
                 <w:sz w:val="20"/>
               </w:rPr>
               <w:t>id</w:t>
@@ -9227,7 +9205,7 @@
             <w:r>
               <w:rPr>
                 <w:rFonts w:ascii="Consolas" w:hAnsi="Consolas"/>
-                <w:color w:val="9E9E9E"/>
+                <w:color w:val="00B8B8"/>
                 <w:sz w:val="20"/>
               </w:rPr>
               <w:t>processed_by_model_id</w:t>
@@ -9277,7 +9255,7 @@
             <w:r>
               <w:rPr>
                 <w:rFonts w:ascii="Consolas" w:hAnsi="Consolas"/>
-                <w:color w:val="9E9E9E"/>
+                <w:color w:val="B788D3"/>
                 <w:sz w:val="20"/>
               </w:rPr>
               <w:t>ml_models</w:t>
@@ -9293,7 +9271,7 @@
             <w:r>
               <w:rPr>
                 <w:rFonts w:ascii="Consolas" w:hAnsi="Consolas"/>
-                <w:color w:val="9E9E9E"/>
+                <w:color w:val="00B8B8"/>
                 <w:sz w:val="20"/>
               </w:rPr>
               <w:t>id</w:t>
@@ -9396,8 +9374,7 @@
             <w:r>
               <w:rPr>
                 <w:rFonts w:ascii="Consolas" w:hAnsi="Consolas"/>
-                <w:b/>
-                <w:color w:val="C1AA6C"/>
+                <w:color w:val="00B8B8"/>
                 <w:sz w:val="20"/>
               </w:rPr>
               <w:t>text</w:t>
@@ -9483,8 +9460,7 @@
             <w:r>
               <w:rPr>
                 <w:rFonts w:ascii="Consolas" w:hAnsi="Consolas"/>
-                <w:b/>
-                <w:color w:val="C1AA6C"/>
+                <w:color w:val="00B8B8"/>
                 <w:sz w:val="20"/>
               </w:rPr>
               <w:t>time</w:t>
@@ -9603,7 +9579,7 @@
             <w:r>
               <w:rPr>
                 <w:rFonts w:ascii="Consolas" w:hAnsi="Consolas"/>
-                <w:color w:val="9E9E9E"/>
+                <w:color w:val="00B8B8"/>
                 <w:sz w:val="20"/>
               </w:rPr>
               <w:t>structured_params</w:t>
@@ -9655,7 +9631,7 @@
             <w:r>
               <w:rPr>
                 <w:rFonts w:ascii="Consolas" w:hAnsi="Consolas"/>
-                <w:color w:val="9E9E9E"/>
+                <w:color w:val="00B8B8"/>
                 <w:sz w:val="20"/>
               </w:rPr>
               <w:t>status</w:t>
@@ -9790,8 +9766,7 @@
             <w:r>
               <w:rPr>
                 <w:rFonts w:ascii="Consolas" w:hAnsi="Consolas"/>
-                <w:b/>
-                <w:color w:val="739ECA"/>
+                <w:color w:val="00B8B8"/>
                 <w:sz w:val="20"/>
               </w:rPr>
               <w:t>source</w:t>
@@ -9926,7 +9901,7 @@
             <w:r>
               <w:rPr>
                 <w:rFonts w:ascii="Consolas" w:hAnsi="Consolas"/>
-                <w:color w:val="9E9E9E"/>
+                <w:color w:val="00B8B8"/>
                 <w:sz w:val="20"/>
               </w:rPr>
               <w:t>ip_address</w:t>
@@ -9977,7 +9952,7 @@
             <w:r>
               <w:rPr>
                 <w:rFonts w:ascii="Consolas" w:hAnsi="Consolas"/>
-                <w:color w:val="9E9E9E"/>
+                <w:color w:val="00B8B8"/>
                 <w:sz w:val="20"/>
               </w:rPr>
               <w:t>created_at</w:t>
@@ -10158,7 +10133,7 @@
             <w:r>
               <w:rPr>
                 <w:rFonts w:ascii="Consolas" w:hAnsi="Consolas"/>
-                <w:color w:val="9E9E9E"/>
+                <w:color w:val="B788D3"/>
                 <w:sz w:val="20"/>
               </w:rPr>
               <w:t>history</w:t>
@@ -10193,7 +10168,7 @@
             <w:r>
               <w:rPr>
                 <w:rFonts w:ascii="Consolas" w:hAnsi="Consolas"/>
-                <w:color w:val="9E9E9E"/>
+                <w:color w:val="00B8B8"/>
                 <w:sz w:val="20"/>
               </w:rPr>
               <w:t>id</w:t>
@@ -10278,7 +10253,7 @@
             <w:r>
               <w:rPr>
                 <w:rFonts w:ascii="Consolas" w:hAnsi="Consolas"/>
-                <w:color w:val="9E9E9E"/>
+                <w:color w:val="00B8B8"/>
                 <w:sz w:val="20"/>
               </w:rPr>
               <w:t>user_id</w:t>
@@ -10362,7 +10337,7 @@
             <w:r>
               <w:rPr>
                 <w:rFonts w:ascii="Consolas" w:hAnsi="Consolas"/>
-                <w:color w:val="9E9E9E"/>
+                <w:color w:val="B788D3"/>
                 <w:sz w:val="20"/>
               </w:rPr>
               <w:t>users</w:t>
@@ -10378,7 +10353,7 @@
             <w:r>
               <w:rPr>
                 <w:rFonts w:ascii="Consolas" w:hAnsi="Consolas"/>
-                <w:color w:val="9E9E9E"/>
+                <w:color w:val="00B8B8"/>
                 <w:sz w:val="20"/>
               </w:rPr>
               <w:t>id</w:t>
@@ -10464,7 +10439,7 @@
             <w:r>
               <w:rPr>
                 <w:rFonts w:ascii="Consolas" w:hAnsi="Consolas"/>
-                <w:color w:val="9E9E9E"/>
+                <w:color w:val="00B8B8"/>
                 <w:sz w:val="20"/>
               </w:rPr>
               <w:t>action_type</w:t>
@@ -10566,8 +10541,7 @@
             <w:r>
               <w:rPr>
                 <w:rFonts w:ascii="Consolas" w:hAnsi="Consolas"/>
-                <w:b/>
-                <w:color w:val="C1AA6C"/>
+                <w:color w:val="00B8B8"/>
                 <w:sz w:val="20"/>
               </w:rPr>
               <w:t>time</w:t>
@@ -10686,7 +10660,7 @@
             <w:r>
               <w:rPr>
                 <w:rFonts w:ascii="Consolas" w:hAnsi="Consolas"/>
-                <w:color w:val="9E9E9E"/>
+                <w:color w:val="00B8B8"/>
                 <w:sz w:val="20"/>
               </w:rPr>
               <w:t>details</w:t>
@@ -10738,7 +10712,7 @@
             <w:r>
               <w:rPr>
                 <w:rFonts w:ascii="Consolas" w:hAnsi="Consolas"/>
-                <w:color w:val="9E9E9E"/>
+                <w:color w:val="00B8B8"/>
                 <w:sz w:val="20"/>
               </w:rPr>
               <w:t>duration</w:t>
@@ -10798,7 +10772,7 @@
             <w:r>
               <w:rPr>
                 <w:rFonts w:ascii="Consolas" w:hAnsi="Consolas"/>
-                <w:color w:val="9E9E9E"/>
+                <w:color w:val="00B8B8"/>
                 <w:sz w:val="20"/>
               </w:rPr>
               <w:t>created_at</w:t>
@@ -10979,7 +10953,7 @@
             <w:r>
               <w:rPr>
                 <w:rFonts w:ascii="Consolas" w:hAnsi="Consolas"/>
-                <w:color w:val="9E9E9E"/>
+                <w:color w:val="B788D3"/>
                 <w:sz w:val="20"/>
               </w:rPr>
               <w:t>logs</w:t>
@@ -11014,7 +10988,7 @@
             <w:r>
               <w:rPr>
                 <w:rFonts w:ascii="Consolas" w:hAnsi="Consolas"/>
-                <w:color w:val="9E9E9E"/>
+                <w:color w:val="00B8B8"/>
                 <w:sz w:val="20"/>
               </w:rPr>
               <w:t>id</w:t>
@@ -11099,7 +11073,7 @@
             <w:r>
               <w:rPr>
                 <w:rFonts w:ascii="Consolas" w:hAnsi="Consolas"/>
-                <w:color w:val="9E9E9E"/>
+                <w:color w:val="00B8B8"/>
                 <w:sz w:val="20"/>
               </w:rPr>
               <w:t>user_id</w:t>
@@ -11149,7 +11123,7 @@
             <w:r>
               <w:rPr>
                 <w:rFonts w:ascii="Consolas" w:hAnsi="Consolas"/>
-                <w:color w:val="9E9E9E"/>
+                <w:color w:val="B788D3"/>
                 <w:sz w:val="20"/>
               </w:rPr>
               <w:t>users</w:t>
@@ -11165,7 +11139,7 @@
             <w:r>
               <w:rPr>
                 <w:rFonts w:ascii="Consolas" w:hAnsi="Consolas"/>
-                <w:color w:val="9E9E9E"/>
+                <w:color w:val="00B8B8"/>
                 <w:sz w:val="20"/>
               </w:rPr>
               <w:t>id</w:t>
@@ -11268,8 +11242,7 @@
             <w:r>
               <w:rPr>
                 <w:rFonts w:ascii="Consolas" w:hAnsi="Consolas"/>
-                <w:b/>
-                <w:color w:val="C1AA6C"/>
+                <w:color w:val="00B8B8"/>
                 <w:sz w:val="20"/>
               </w:rPr>
               <w:t>time</w:t>
@@ -11388,8 +11361,7 @@
             <w:r>
               <w:rPr>
                 <w:rFonts w:ascii="Consolas" w:hAnsi="Consolas"/>
-                <w:b/>
-                <w:color w:val="739ECA"/>
+                <w:color w:val="00B8B8"/>
                 <w:sz w:val="20"/>
               </w:rPr>
               <w:t>level</w:t>
@@ -11491,7 +11463,7 @@
             <w:r>
               <w:rPr>
                 <w:rFonts w:ascii="Consolas" w:hAnsi="Consolas"/>
-                <w:color w:val="9E9E9E"/>
+                <w:color w:val="00B8B8"/>
                 <w:sz w:val="20"/>
               </w:rPr>
               <w:t>message</w:t>
@@ -11577,8 +11549,7 @@
             <w:r>
               <w:rPr>
                 <w:rFonts w:ascii="Consolas" w:hAnsi="Consolas"/>
-                <w:b/>
-                <w:color w:val="739ECA"/>
+                <w:color w:val="00B8B8"/>
                 <w:sz w:val="20"/>
               </w:rPr>
               <w:t>source</w:t>
@@ -11680,7 +11651,7 @@
             <w:r>
               <w:rPr>
                 <w:rFonts w:ascii="Consolas" w:hAnsi="Consolas"/>
-                <w:color w:val="9E9E9E"/>
+                <w:color w:val="00B8B8"/>
                 <w:sz w:val="20"/>
               </w:rPr>
               <w:t>details</w:t>
@@ -11732,7 +11703,7 @@
             <w:r>
               <w:rPr>
                 <w:rFonts w:ascii="Consolas" w:hAnsi="Consolas"/>
-                <w:color w:val="9E9E9E"/>
+                <w:color w:val="00B8B8"/>
                 <w:sz w:val="20"/>
               </w:rPr>
               <w:t>created_at</w:t>
@@ -11913,7 +11884,7 @@
             <w:r>
               <w:rPr>
                 <w:rFonts w:ascii="Consolas" w:hAnsi="Consolas"/>
-                <w:color w:val="9E9E9E"/>
+                <w:color w:val="B788D3"/>
                 <w:sz w:val="20"/>
               </w:rPr>
               <w:t>notifications</w:t>
@@ -11948,7 +11919,7 @@
             <w:r>
               <w:rPr>
                 <w:rFonts w:ascii="Consolas" w:hAnsi="Consolas"/>
-                <w:color w:val="9E9E9E"/>
+                <w:color w:val="00B8B8"/>
                 <w:sz w:val="20"/>
               </w:rPr>
               <w:t>id</w:t>
@@ -12033,7 +12004,7 @@
             <w:r>
               <w:rPr>
                 <w:rFonts w:ascii="Consolas" w:hAnsi="Consolas"/>
-                <w:color w:val="9E9E9E"/>
+                <w:color w:val="00B8B8"/>
                 <w:sz w:val="20"/>
               </w:rPr>
               <w:t>user_id</w:t>
@@ -12117,7 +12088,7 @@
             <w:r>
               <w:rPr>
                 <w:rFonts w:ascii="Consolas" w:hAnsi="Consolas"/>
-                <w:color w:val="9E9E9E"/>
+                <w:color w:val="B788D3"/>
                 <w:sz w:val="20"/>
               </w:rPr>
               <w:t>users</w:t>
@@ -12133,7 +12104,7 @@
             <w:r>
               <w:rPr>
                 <w:rFonts w:ascii="Consolas" w:hAnsi="Consolas"/>
-                <w:color w:val="9E9E9E"/>
+                <w:color w:val="00B8B8"/>
                 <w:sz w:val="20"/>
               </w:rPr>
               <w:t>id</w:t>
@@ -12219,8 +12190,7 @@
             <w:r>
               <w:rPr>
                 <w:rFonts w:ascii="Consolas" w:hAnsi="Consolas"/>
-                <w:b/>
-                <w:color w:val="739ECA"/>
+                <w:color w:val="00B8B8"/>
                 <w:sz w:val="20"/>
               </w:rPr>
               <w:t>type</w:t>
@@ -12322,7 +12292,7 @@
             <w:r>
               <w:rPr>
                 <w:rFonts w:ascii="Consolas" w:hAnsi="Consolas"/>
-                <w:color w:val="9E9E9E"/>
+                <w:color w:val="00B8B8"/>
                 <w:sz w:val="20"/>
               </w:rPr>
               <w:t>title</w:t>
@@ -12424,7 +12394,7 @@
             <w:r>
               <w:rPr>
                 <w:rFonts w:ascii="Consolas" w:hAnsi="Consolas"/>
-                <w:color w:val="9E9E9E"/>
+                <w:color w:val="00B8B8"/>
                 <w:sz w:val="20"/>
               </w:rPr>
               <w:t>message</w:t>
@@ -12510,8 +12480,7 @@
             <w:r>
               <w:rPr>
                 <w:rFonts w:ascii="Consolas" w:hAnsi="Consolas"/>
-                <w:b/>
-                <w:color w:val="C1AA6C"/>
+                <w:color w:val="00B8B8"/>
                 <w:sz w:val="20"/>
               </w:rPr>
               <w:t>date</w:t>
@@ -12630,7 +12599,7 @@
             <w:r>
               <w:rPr>
                 <w:rFonts w:ascii="Consolas" w:hAnsi="Consolas"/>
-                <w:color w:val="9E9E9E"/>
+                <w:color w:val="00B8B8"/>
                 <w:sz w:val="20"/>
               </w:rPr>
               <w:t>is_read</w:t>
@@ -12750,7 +12719,7 @@
             <w:r>
               <w:rPr>
                 <w:rFonts w:ascii="Consolas" w:hAnsi="Consolas"/>
-                <w:color w:val="9E9E9E"/>
+                <w:color w:val="00B8B8"/>
                 <w:sz w:val="20"/>
               </w:rPr>
               <w:t>link</w:t>
@@ -12818,7 +12787,7 @@
             <w:r>
               <w:rPr>
                 <w:rFonts w:ascii="Consolas" w:hAnsi="Consolas"/>
-                <w:color w:val="9E9E9E"/>
+                <w:color w:val="00B8B8"/>
                 <w:sz w:val="20"/>
               </w:rPr>
               <w:t>created_at</w:t>
@@ -12999,8 +12968,7 @@
             <w:r>
               <w:rPr>
                 <w:rFonts w:ascii="Consolas" w:hAnsi="Consolas"/>
-                <w:b/>
-                <w:color w:val="739ECA"/>
+                <w:color w:val="B788D3"/>
                 <w:sz w:val="20"/>
               </w:rPr>
               <w:t>content</w:t>
@@ -13035,7 +13003,7 @@
             <w:r>
               <w:rPr>
                 <w:rFonts w:ascii="Consolas" w:hAnsi="Consolas"/>
-                <w:color w:val="9E9E9E"/>
+                <w:color w:val="00B8B8"/>
                 <w:sz w:val="20"/>
               </w:rPr>
               <w:t>id</w:t>
@@ -13120,7 +13088,7 @@
             <w:r>
               <w:rPr>
                 <w:rFonts w:ascii="Consolas" w:hAnsi="Consolas"/>
-                <w:color w:val="9E9E9E"/>
+                <w:color w:val="00B8B8"/>
                 <w:sz w:val="20"/>
               </w:rPr>
               <w:t>title</w:t>
@@ -13222,8 +13190,7 @@
             <w:r>
               <w:rPr>
                 <w:rFonts w:ascii="Consolas" w:hAnsi="Consolas"/>
-                <w:b/>
-                <w:color w:val="739ECA"/>
+                <w:color w:val="00B8B8"/>
                 <w:sz w:val="20"/>
               </w:rPr>
               <w:t>type</w:t>
@@ -13325,7 +13292,7 @@
             <w:r>
               <w:rPr>
                 <w:rFonts w:ascii="Consolas" w:hAnsi="Consolas"/>
-                <w:color w:val="9E9E9E"/>
+                <w:color w:val="00B8B8"/>
                 <w:sz w:val="20"/>
               </w:rPr>
               <w:t>authors</w:t>
@@ -13377,7 +13344,7 @@
             <w:r>
               <w:rPr>
                 <w:rFonts w:ascii="Consolas" w:hAnsi="Consolas"/>
-                <w:color w:val="9E9E9E"/>
+                <w:color w:val="00B8B8"/>
                 <w:sz w:val="20"/>
               </w:rPr>
               <w:t>description</w:t>
@@ -13429,8 +13396,7 @@
             <w:r>
               <w:rPr>
                 <w:rFonts w:ascii="Consolas" w:hAnsi="Consolas"/>
-                <w:b/>
-                <w:color w:val="739ECA"/>
+                <w:color w:val="00B8B8"/>
                 <w:sz w:val="20"/>
               </w:rPr>
               <w:t>level</w:t>
@@ -13498,7 +13464,7 @@
             <w:r>
               <w:rPr>
                 <w:rFonts w:ascii="Consolas" w:hAnsi="Consolas"/>
-                <w:color w:val="9E9E9E"/>
+                <w:color w:val="00B8B8"/>
                 <w:sz w:val="20"/>
               </w:rPr>
               <w:t>file_url</w:t>
@@ -13550,7 +13516,7 @@
             <w:r>
               <w:rPr>
                 <w:rFonts w:ascii="Consolas" w:hAnsi="Consolas"/>
-                <w:color w:val="9E9E9E"/>
+                <w:color w:val="00B8B8"/>
                 <w:sz w:val="20"/>
               </w:rPr>
               <w:t>added_date</w:t>
@@ -13669,8 +13635,7 @@
             <w:r>
               <w:rPr>
                 <w:rFonts w:ascii="Consolas" w:hAnsi="Consolas"/>
-                <w:b/>
-                <w:color w:val="739ECA"/>
+                <w:color w:val="00B8B8"/>
                 <w:sz w:val="20"/>
               </w:rPr>
               <w:t>language</w:t>
@@ -13738,7 +13703,7 @@
             <w:r>
               <w:rPr>
                 <w:rFonts w:ascii="Consolas" w:hAnsi="Consolas"/>
-                <w:color w:val="9E9E9E"/>
+                <w:color w:val="00B8B8"/>
                 <w:sz w:val="20"/>
               </w:rPr>
               <w:t>avg_rating</w:t>
@@ -13855,7 +13820,7 @@
             <w:r>
               <w:rPr>
                 <w:rFonts w:ascii="Consolas" w:hAnsi="Consolas"/>
-                <w:color w:val="9E9E9E"/>
+                <w:color w:val="00B8B8"/>
                 <w:sz w:val="20"/>
               </w:rPr>
               <w:t>view_count</w:t>
@@ -13940,7 +13905,7 @@
             <w:r>
               <w:rPr>
                 <w:rFonts w:ascii="Consolas" w:hAnsi="Consolas"/>
-                <w:color w:val="9E9E9E"/>
+                <w:color w:val="00B8B8"/>
                 <w:sz w:val="20"/>
               </w:rPr>
               <w:t>created_at</w:t>
@@ -14059,7 +14024,7 @@
             <w:r>
               <w:rPr>
                 <w:rFonts w:ascii="Consolas" w:hAnsi="Consolas"/>
-                <w:color w:val="9E9E9E"/>
+                <w:color w:val="00B8B8"/>
                 <w:sz w:val="20"/>
               </w:rPr>
               <w:t>updated_at</w:t>
@@ -14240,7 +14205,7 @@
             <w:r>
               <w:rPr>
                 <w:rFonts w:ascii="Consolas" w:hAnsi="Consolas"/>
-                <w:color w:val="9E9E9E"/>
+                <w:color w:val="B788D3"/>
                 <w:sz w:val="20"/>
               </w:rPr>
               <w:t>categories</w:t>
@@ -14275,7 +14240,7 @@
             <w:r>
               <w:rPr>
                 <w:rFonts w:ascii="Consolas" w:hAnsi="Consolas"/>
-                <w:color w:val="9E9E9E"/>
+                <w:color w:val="00B8B8"/>
                 <w:sz w:val="20"/>
               </w:rPr>
               <w:t>id</w:t>
@@ -14360,7 +14325,7 @@
             <w:r>
               <w:rPr>
                 <w:rFonts w:ascii="Consolas" w:hAnsi="Consolas"/>
-                <w:color w:val="9E9E9E"/>
+                <w:color w:val="00B8B8"/>
                 <w:sz w:val="20"/>
               </w:rPr>
               <w:t>parent_category_id</w:t>
@@ -14410,7 +14375,7 @@
             <w:r>
               <w:rPr>
                 <w:rFonts w:ascii="Consolas" w:hAnsi="Consolas"/>
-                <w:color w:val="9E9E9E"/>
+                <w:color w:val="B788D3"/>
                 <w:sz w:val="20"/>
               </w:rPr>
               <w:t>categories</w:t>
@@ -14426,7 +14391,7 @@
             <w:r>
               <w:rPr>
                 <w:rFonts w:ascii="Consolas" w:hAnsi="Consolas"/>
-                <w:color w:val="9E9E9E"/>
+                <w:color w:val="00B8B8"/>
                 <w:sz w:val="20"/>
               </w:rPr>
               <w:t>id</w:t>
@@ -14512,8 +14477,7 @@
             <w:r>
               <w:rPr>
                 <w:rFonts w:ascii="Consolas" w:hAnsi="Consolas"/>
-                <w:b/>
-                <w:color w:val="C1AA6C"/>
+                <w:color w:val="00B8B8"/>
                 <w:sz w:val="20"/>
               </w:rPr>
               <w:t>name</w:t>
@@ -14615,7 +14579,7 @@
             <w:r>
               <w:rPr>
                 <w:rFonts w:ascii="Consolas" w:hAnsi="Consolas"/>
-                <w:color w:val="9E9E9E"/>
+                <w:color w:val="00B8B8"/>
                 <w:sz w:val="20"/>
               </w:rPr>
               <w:t>description</w:t>
@@ -14667,7 +14631,7 @@
             <w:r>
               <w:rPr>
                 <w:rFonts w:ascii="Consolas" w:hAnsi="Consolas"/>
-                <w:color w:val="9E9E9E"/>
+                <w:color w:val="00B8B8"/>
                 <w:sz w:val="20"/>
               </w:rPr>
               <w:t>creation_date</w:t>
@@ -14786,7 +14750,7 @@
             <w:r>
               <w:rPr>
                 <w:rFonts w:ascii="Consolas" w:hAnsi="Consolas"/>
-                <w:color w:val="9E9E9E"/>
+                <w:color w:val="00B8B8"/>
                 <w:sz w:val="20"/>
               </w:rPr>
               <w:t>content_count</w:t>
@@ -14871,7 +14835,7 @@
             <w:r>
               <w:rPr>
                 <w:rFonts w:ascii="Consolas" w:hAnsi="Consolas"/>
-                <w:color w:val="9E9E9E"/>
+                <w:color w:val="00B8B8"/>
                 <w:sz w:val="20"/>
               </w:rPr>
               <w:t>icon</w:t>
@@ -14939,7 +14903,7 @@
             <w:r>
               <w:rPr>
                 <w:rFonts w:ascii="Consolas" w:hAnsi="Consolas"/>
-                <w:color w:val="9E9E9E"/>
+                <w:color w:val="00B8B8"/>
                 <w:sz w:val="20"/>
               </w:rPr>
               <w:t>created_at</w:t>
@@ -15120,7 +15084,7 @@
             <w:r>
               <w:rPr>
                 <w:rFonts w:ascii="Consolas" w:hAnsi="Consolas"/>
-                <w:color w:val="9E9E9E"/>
+                <w:color w:val="B788D3"/>
                 <w:sz w:val="20"/>
               </w:rPr>
               <w:t>content_categories</w:t>
@@ -15155,7 +15119,7 @@
             <w:r>
               <w:rPr>
                 <w:rFonts w:ascii="Consolas" w:hAnsi="Consolas"/>
-                <w:color w:val="9E9E9E"/>
+                <w:color w:val="00B8B8"/>
                 <w:sz w:val="20"/>
               </w:rPr>
               <w:t>content_categories_id</w:t>
@@ -15240,7 +15204,7 @@
             <w:r>
               <w:rPr>
                 <w:rFonts w:ascii="Consolas" w:hAnsi="Consolas"/>
-                <w:color w:val="9E9E9E"/>
+                <w:color w:val="00B8B8"/>
                 <w:sz w:val="20"/>
               </w:rPr>
               <w:t>content_id</w:t>
@@ -15324,8 +15288,7 @@
             <w:r>
               <w:rPr>
                 <w:rFonts w:ascii="Consolas" w:hAnsi="Consolas"/>
-                <w:b/>
-                <w:color w:val="739ECA"/>
+                <w:color w:val="B788D3"/>
                 <w:sz w:val="20"/>
               </w:rPr>
               <w:t>content</w:t>
@@ -15341,7 +15304,7 @@
             <w:r>
               <w:rPr>
                 <w:rFonts w:ascii="Consolas" w:hAnsi="Consolas"/>
-                <w:color w:val="9E9E9E"/>
+                <w:color w:val="00B8B8"/>
                 <w:sz w:val="20"/>
               </w:rPr>
               <w:t>id</w:t>
@@ -15427,7 +15390,7 @@
             <w:r>
               <w:rPr>
                 <w:rFonts w:ascii="Consolas" w:hAnsi="Consolas"/>
-                <w:color w:val="9E9E9E"/>
+                <w:color w:val="00B8B8"/>
                 <w:sz w:val="20"/>
               </w:rPr>
               <w:t>category_id</w:t>
@@ -15511,7 +15474,7 @@
             <w:r>
               <w:rPr>
                 <w:rFonts w:ascii="Consolas" w:hAnsi="Consolas"/>
-                <w:color w:val="9E9E9E"/>
+                <w:color w:val="B788D3"/>
                 <w:sz w:val="20"/>
               </w:rPr>
               <w:t>categories</w:t>
@@ -15527,7 +15490,7 @@
             <w:r>
               <w:rPr>
                 <w:rFonts w:ascii="Consolas" w:hAnsi="Consolas"/>
-                <w:color w:val="9E9E9E"/>
+                <w:color w:val="00B8B8"/>
                 <w:sz w:val="20"/>
               </w:rPr>
               <w:t>id</w:t>
@@ -15675,7 +15638,7 @@
             <w:r>
               <w:rPr>
                 <w:rFonts w:ascii="Consolas" w:hAnsi="Consolas"/>
-                <w:color w:val="9E9E9E"/>
+                <w:color w:val="B788D3"/>
                 <w:sz w:val="20"/>
               </w:rPr>
               <w:t>licenses</w:t>
@@ -15710,7 +15673,7 @@
             <w:r>
               <w:rPr>
                 <w:rFonts w:ascii="Consolas" w:hAnsi="Consolas"/>
-                <w:color w:val="9E9E9E"/>
+                <w:color w:val="00B8B8"/>
                 <w:sz w:val="20"/>
               </w:rPr>
               <w:t>id</w:t>
@@ -15795,8 +15758,7 @@
             <w:r>
               <w:rPr>
                 <w:rFonts w:ascii="Consolas" w:hAnsi="Consolas"/>
-                <w:b/>
-                <w:color w:val="739ECA"/>
+                <w:color w:val="00B8B8"/>
                 <w:sz w:val="20"/>
               </w:rPr>
               <w:t>type</w:t>
@@ -15898,7 +15860,7 @@
             <w:r>
               <w:rPr>
                 <w:rFonts w:ascii="Consolas" w:hAnsi="Consolas"/>
-                <w:color w:val="9E9E9E"/>
+                <w:color w:val="00B8B8"/>
                 <w:sz w:val="20"/>
               </w:rPr>
               <w:t>rights_holder</w:t>
@@ -15966,7 +15928,7 @@
             <w:r>
               <w:rPr>
                 <w:rFonts w:ascii="Consolas" w:hAnsi="Consolas"/>
-                <w:color w:val="9E9E9E"/>
+                <w:color w:val="00B8B8"/>
                 <w:sz w:val="20"/>
               </w:rPr>
               <w:t>start_date</w:t>
@@ -16018,7 +15980,7 @@
             <w:r>
               <w:rPr>
                 <w:rFonts w:ascii="Consolas" w:hAnsi="Consolas"/>
-                <w:color w:val="9E9E9E"/>
+                <w:color w:val="00B8B8"/>
                 <w:sz w:val="20"/>
               </w:rPr>
               <w:t>end_date</w:t>
@@ -16070,8 +16032,7 @@
             <w:r>
               <w:rPr>
                 <w:rFonts w:ascii="Consolas" w:hAnsi="Consolas"/>
-                <w:b/>
-                <w:color w:val="739ECA"/>
+                <w:color w:val="00B8B8"/>
                 <w:sz w:val="20"/>
               </w:rPr>
               <w:t>cost</w:t>
@@ -16155,7 +16116,7 @@
             <w:r>
               <w:rPr>
                 <w:rFonts w:ascii="Consolas" w:hAnsi="Consolas"/>
-                <w:color w:val="9E9E9E"/>
+                <w:color w:val="00B8B8"/>
                 <w:sz w:val="20"/>
               </w:rPr>
               <w:t>restrictions</w:t>
@@ -16207,7 +16168,7 @@
             <w:r>
               <w:rPr>
                 <w:rFonts w:ascii="Consolas" w:hAnsi="Consolas"/>
-                <w:color w:val="9E9E9E"/>
+                <w:color w:val="00B8B8"/>
                 <w:sz w:val="20"/>
               </w:rPr>
               <w:t>terms</w:t>
@@ -16259,7 +16220,7 @@
             <w:r>
               <w:rPr>
                 <w:rFonts w:ascii="Consolas" w:hAnsi="Consolas"/>
-                <w:color w:val="9E9E9E"/>
+                <w:color w:val="00B8B8"/>
                 <w:sz w:val="20"/>
               </w:rPr>
               <w:t>created_at</w:t>
@@ -16440,7 +16401,7 @@
             <w:r>
               <w:rPr>
                 <w:rFonts w:ascii="Consolas" w:hAnsi="Consolas"/>
-                <w:color w:val="9E9E9E"/>
+                <w:color w:val="B788D3"/>
                 <w:sz w:val="20"/>
               </w:rPr>
               <w:t>content_licenses</w:t>
@@ -16475,7 +16436,7 @@
             <w:r>
               <w:rPr>
                 <w:rFonts w:ascii="Consolas" w:hAnsi="Consolas"/>
-                <w:color w:val="9E9E9E"/>
+                <w:color w:val="00B8B8"/>
                 <w:sz w:val="20"/>
               </w:rPr>
               <w:t>content_license_id</w:t>
@@ -16560,7 +16521,7 @@
             <w:r>
               <w:rPr>
                 <w:rFonts w:ascii="Consolas" w:hAnsi="Consolas"/>
-                <w:color w:val="9E9E9E"/>
+                <w:color w:val="00B8B8"/>
                 <w:sz w:val="20"/>
               </w:rPr>
               <w:t>content_id</w:t>
@@ -16644,8 +16605,7 @@
             <w:r>
               <w:rPr>
                 <w:rFonts w:ascii="Consolas" w:hAnsi="Consolas"/>
-                <w:b/>
-                <w:color w:val="739ECA"/>
+                <w:color w:val="B788D3"/>
                 <w:sz w:val="20"/>
               </w:rPr>
               <w:t>content</w:t>
@@ -16661,7 +16621,7 @@
             <w:r>
               <w:rPr>
                 <w:rFonts w:ascii="Consolas" w:hAnsi="Consolas"/>
-                <w:color w:val="9E9E9E"/>
+                <w:color w:val="00B8B8"/>
                 <w:sz w:val="20"/>
               </w:rPr>
               <w:t>id</w:t>
@@ -16747,7 +16707,7 @@
             <w:r>
               <w:rPr>
                 <w:rFonts w:ascii="Consolas" w:hAnsi="Consolas"/>
-                <w:color w:val="9E9E9E"/>
+                <w:color w:val="00B8B8"/>
                 <w:sz w:val="20"/>
               </w:rPr>
               <w:t>license_id</w:t>
@@ -16831,7 +16791,7 @@
             <w:r>
               <w:rPr>
                 <w:rFonts w:ascii="Consolas" w:hAnsi="Consolas"/>
-                <w:color w:val="9E9E9E"/>
+                <w:color w:val="B788D3"/>
                 <w:sz w:val="20"/>
               </w:rPr>
               <w:t>licenses</w:t>
@@ -16847,7 +16807,7 @@
             <w:r>
               <w:rPr>
                 <w:rFonts w:ascii="Consolas" w:hAnsi="Consolas"/>
-                <w:color w:val="9E9E9E"/>
+                <w:color w:val="00B8B8"/>
                 <w:sz w:val="20"/>
               </w:rPr>
               <w:t>id</w:t>
@@ -16995,7 +16955,7 @@
             <w:r>
               <w:rPr>
                 <w:rFonts w:ascii="Consolas" w:hAnsi="Consolas"/>
-                <w:color w:val="9E9E9E"/>
+                <w:color w:val="B788D3"/>
                 <w:sz w:val="20"/>
               </w:rPr>
               <w:t>reviews</w:t>
@@ -17030,7 +16990,7 @@
             <w:r>
               <w:rPr>
                 <w:rFonts w:ascii="Consolas" w:hAnsi="Consolas"/>
-                <w:color w:val="9E9E9E"/>
+                <w:color w:val="00B8B8"/>
                 <w:sz w:val="20"/>
               </w:rPr>
               <w:t>id</w:t>
@@ -17115,7 +17075,7 @@
             <w:r>
               <w:rPr>
                 <w:rFonts w:ascii="Consolas" w:hAnsi="Consolas"/>
-                <w:color w:val="9E9E9E"/>
+                <w:color w:val="00B8B8"/>
                 <w:sz w:val="20"/>
               </w:rPr>
               <w:t>user_id</w:t>
@@ -17199,7 +17159,7 @@
             <w:r>
               <w:rPr>
                 <w:rFonts w:ascii="Consolas" w:hAnsi="Consolas"/>
-                <w:color w:val="9E9E9E"/>
+                <w:color w:val="B788D3"/>
                 <w:sz w:val="20"/>
               </w:rPr>
               <w:t>users</w:t>
@@ -17215,7 +17175,7 @@
             <w:r>
               <w:rPr>
                 <w:rFonts w:ascii="Consolas" w:hAnsi="Consolas"/>
-                <w:color w:val="9E9E9E"/>
+                <w:color w:val="00B8B8"/>
                 <w:sz w:val="20"/>
               </w:rPr>
               <w:t>id</w:t>
@@ -17301,7 +17261,7 @@
             <w:r>
               <w:rPr>
                 <w:rFonts w:ascii="Consolas" w:hAnsi="Consolas"/>
-                <w:color w:val="9E9E9E"/>
+                <w:color w:val="00B8B8"/>
                 <w:sz w:val="20"/>
               </w:rPr>
               <w:t>content_id</w:t>
@@ -17385,8 +17345,7 @@
             <w:r>
               <w:rPr>
                 <w:rFonts w:ascii="Consolas" w:hAnsi="Consolas"/>
-                <w:b/>
-                <w:color w:val="739ECA"/>
+                <w:color w:val="B788D3"/>
                 <w:sz w:val="20"/>
               </w:rPr>
               <w:t>content</w:t>
@@ -17402,7 +17361,7 @@
             <w:r>
               <w:rPr>
                 <w:rFonts w:ascii="Consolas" w:hAnsi="Consolas"/>
-                <w:color w:val="9E9E9E"/>
+                <w:color w:val="00B8B8"/>
                 <w:sz w:val="20"/>
               </w:rPr>
               <w:t>id</w:t>
@@ -17488,7 +17447,7 @@
             <w:r>
               <w:rPr>
                 <w:rFonts w:ascii="Consolas" w:hAnsi="Consolas"/>
-                <w:color w:val="9E9E9E"/>
+                <w:color w:val="00B8B8"/>
                 <w:sz w:val="20"/>
               </w:rPr>
               <w:t>rating</w:t>
@@ -17538,7 +17497,7 @@
             <w:r>
               <w:rPr>
                 <w:rFonts w:ascii="Consolas" w:hAnsi="Consolas"/>
-                <w:color w:val="9E9E9E"/>
+                <w:color w:val="00B8B8"/>
                 <w:sz w:val="20"/>
               </w:rPr>
               <w:t>rating</w:t>
@@ -17639,8 +17598,7 @@
             <w:r>
               <w:rPr>
                 <w:rFonts w:ascii="Consolas" w:hAnsi="Consolas"/>
-                <w:b/>
-                <w:color w:val="C1AA6C"/>
+                <w:color w:val="00B8B8"/>
                 <w:sz w:val="20"/>
               </w:rPr>
               <w:t>text</w:t>
@@ -17692,8 +17650,7 @@
             <w:r>
               <w:rPr>
                 <w:rFonts w:ascii="Consolas" w:hAnsi="Consolas"/>
-                <w:b/>
-                <w:color w:val="C1AA6C"/>
+                <w:color w:val="00B8B8"/>
                 <w:sz w:val="20"/>
               </w:rPr>
               <w:t>date</w:t>
@@ -17812,7 +17769,7 @@
             <w:r>
               <w:rPr>
                 <w:rFonts w:ascii="Consolas" w:hAnsi="Consolas"/>
-                <w:color w:val="9E9E9E"/>
+                <w:color w:val="00B8B8"/>
                 <w:sz w:val="20"/>
               </w:rPr>
               <w:t>moderation_status</w:t>
@@ -17947,7 +17904,7 @@
             <w:r>
               <w:rPr>
                 <w:rFonts w:ascii="Consolas" w:hAnsi="Consolas"/>
-                <w:color w:val="9E9E9E"/>
+                <w:color w:val="00B8B8"/>
                 <w:sz w:val="20"/>
               </w:rPr>
               <w:t>usefulness</w:t>
@@ -18032,7 +17989,7 @@
             <w:r>
               <w:rPr>
                 <w:rFonts w:ascii="Consolas" w:hAnsi="Consolas"/>
-                <w:color w:val="9E9E9E"/>
+                <w:color w:val="00B8B8"/>
                 <w:sz w:val="20"/>
               </w:rPr>
               <w:t>complaints</w:t>
@@ -18117,7 +18074,7 @@
             <w:r>
               <w:rPr>
                 <w:rFonts w:ascii="Consolas" w:hAnsi="Consolas"/>
-                <w:color w:val="9E9E9E"/>
+                <w:color w:val="00B8B8"/>
                 <w:sz w:val="20"/>
               </w:rPr>
               <w:t>created_at</w:t>
@@ -18298,7 +18255,7 @@
             <w:r>
               <w:rPr>
                 <w:rFonts w:ascii="Consolas" w:hAnsi="Consolas"/>
-                <w:color w:val="9E9E9E"/>
+                <w:color w:val="B788D3"/>
                 <w:sz w:val="20"/>
               </w:rPr>
               <w:t>favorites</w:t>
@@ -18333,7 +18290,7 @@
             <w:r>
               <w:rPr>
                 <w:rFonts w:ascii="Consolas" w:hAnsi="Consolas"/>
-                <w:color w:val="9E9E9E"/>
+                <w:color w:val="00B8B8"/>
                 <w:sz w:val="20"/>
               </w:rPr>
               <w:t>id</w:t>
@@ -18418,7 +18375,7 @@
             <w:r>
               <w:rPr>
                 <w:rFonts w:ascii="Consolas" w:hAnsi="Consolas"/>
-                <w:color w:val="9E9E9E"/>
+                <w:color w:val="00B8B8"/>
                 <w:sz w:val="20"/>
               </w:rPr>
               <w:t>user_id</w:t>
@@ -18502,7 +18459,7 @@
             <w:r>
               <w:rPr>
                 <w:rFonts w:ascii="Consolas" w:hAnsi="Consolas"/>
-                <w:color w:val="9E9E9E"/>
+                <w:color w:val="B788D3"/>
                 <w:sz w:val="20"/>
               </w:rPr>
               <w:t>users</w:t>
@@ -18518,7 +18475,7 @@
             <w:r>
               <w:rPr>
                 <w:rFonts w:ascii="Consolas" w:hAnsi="Consolas"/>
-                <w:color w:val="9E9E9E"/>
+                <w:color w:val="00B8B8"/>
                 <w:sz w:val="20"/>
               </w:rPr>
               <w:t>id</w:t>
@@ -18604,7 +18561,7 @@
             <w:r>
               <w:rPr>
                 <w:rFonts w:ascii="Consolas" w:hAnsi="Consolas"/>
-                <w:color w:val="9E9E9E"/>
+                <w:color w:val="00B8B8"/>
                 <w:sz w:val="20"/>
               </w:rPr>
               <w:t>content_id</w:t>
@@ -18688,8 +18645,7 @@
             <w:r>
               <w:rPr>
                 <w:rFonts w:ascii="Consolas" w:hAnsi="Consolas"/>
-                <w:b/>
-                <w:color w:val="739ECA"/>
+                <w:color w:val="B788D3"/>
                 <w:sz w:val="20"/>
               </w:rPr>
               <w:t>content</w:t>
@@ -18705,7 +18661,7 @@
             <w:r>
               <w:rPr>
                 <w:rFonts w:ascii="Consolas" w:hAnsi="Consolas"/>
-                <w:color w:val="9E9E9E"/>
+                <w:color w:val="00B8B8"/>
                 <w:sz w:val="20"/>
               </w:rPr>
               <w:t>id</w:t>
@@ -18791,7 +18747,7 @@
             <w:r>
               <w:rPr>
                 <w:rFonts w:ascii="Consolas" w:hAnsi="Consolas"/>
-                <w:color w:val="9E9E9E"/>
+                <w:color w:val="00B8B8"/>
                 <w:sz w:val="20"/>
               </w:rPr>
               <w:t>added_date</w:t>
@@ -18910,7 +18866,7 @@
             <w:r>
               <w:rPr>
                 <w:rFonts w:ascii="Consolas" w:hAnsi="Consolas"/>
-                <w:color w:val="9E9E9E"/>
+                <w:color w:val="00B8B8"/>
                 <w:sz w:val="20"/>
               </w:rPr>
               <w:t>note</w:t>
@@ -18962,7 +18918,7 @@
             <w:r>
               <w:rPr>
                 <w:rFonts w:ascii="Consolas" w:hAnsi="Consolas"/>
-                <w:color w:val="9E9E9E"/>
+                <w:color w:val="00B8B8"/>
                 <w:sz w:val="20"/>
               </w:rPr>
               <w:t>tags</w:t>
@@ -19030,7 +18986,7 @@
             <w:r>
               <w:rPr>
                 <w:rFonts w:ascii="Consolas" w:hAnsi="Consolas"/>
-                <w:color w:val="9E9E9E"/>
+                <w:color w:val="00B8B8"/>
                 <w:sz w:val="20"/>
               </w:rPr>
               <w:t>priority</w:t>
@@ -19115,7 +19071,7 @@
             <w:r>
               <w:rPr>
                 <w:rFonts w:ascii="Consolas" w:hAnsi="Consolas"/>
-                <w:color w:val="9E9E9E"/>
+                <w:color w:val="00B8B8"/>
                 <w:sz w:val="20"/>
               </w:rPr>
               <w:t>created_at</w:t>
@@ -19296,7 +19252,7 @@
             <w:r>
               <w:rPr>
                 <w:rFonts w:ascii="Consolas" w:hAnsi="Consolas"/>
-                <w:color w:val="9E9E9E"/>
+                <w:color w:val="B788D3"/>
                 <w:sz w:val="20"/>
               </w:rPr>
               <w:t>external_sources</w:t>
@@ -19331,7 +19287,7 @@
             <w:r>
               <w:rPr>
                 <w:rFonts w:ascii="Consolas" w:hAnsi="Consolas"/>
-                <w:color w:val="9E9E9E"/>
+                <w:color w:val="00B8B8"/>
                 <w:sz w:val="20"/>
               </w:rPr>
               <w:t>id</w:t>
@@ -19416,8 +19372,7 @@
             <w:r>
               <w:rPr>
                 <w:rFonts w:ascii="Consolas" w:hAnsi="Consolas"/>
-                <w:b/>
-                <w:color w:val="C1AA6C"/>
+                <w:color w:val="00B8B8"/>
                 <w:sz w:val="20"/>
               </w:rPr>
               <w:t>name</w:t>
@@ -19519,7 +19474,7 @@
             <w:r>
               <w:rPr>
                 <w:rFonts w:ascii="Consolas" w:hAnsi="Consolas"/>
-                <w:color w:val="9E9E9E"/>
+                <w:color w:val="00B8B8"/>
                 <w:sz w:val="20"/>
               </w:rPr>
               <w:t>base_url</w:t>
@@ -19621,7 +19576,7 @@
             <w:r>
               <w:rPr>
                 <w:rFonts w:ascii="Consolas" w:hAnsi="Consolas"/>
-                <w:color w:val="9E9E9E"/>
+                <w:color w:val="00B8B8"/>
                 <w:sz w:val="20"/>
               </w:rPr>
               <w:t>api_key</w:t>
@@ -19689,7 +19644,7 @@
             <w:r>
               <w:rPr>
                 <w:rFonts w:ascii="Consolas" w:hAnsi="Consolas"/>
-                <w:color w:val="9E9E9E"/>
+                <w:color w:val="00B8B8"/>
                 <w:sz w:val="20"/>
               </w:rPr>
               <w:t>description</w:t>
@@ -19741,7 +19696,7 @@
             <w:r>
               <w:rPr>
                 <w:rFonts w:ascii="Consolas" w:hAnsi="Consolas"/>
-                <w:color w:val="9E9E9E"/>
+                <w:color w:val="00B8B8"/>
                 <w:sz w:val="20"/>
               </w:rPr>
               <w:t>status</w:t>
@@ -19876,7 +19831,7 @@
             <w:r>
               <w:rPr>
                 <w:rFonts w:ascii="Consolas" w:hAnsi="Consolas"/>
-                <w:color w:val="9E9E9E"/>
+                <w:color w:val="00B8B8"/>
                 <w:sz w:val="20"/>
               </w:rPr>
               <w:t>connection_params</w:t>
@@ -19928,7 +19883,7 @@
             <w:r>
               <w:rPr>
                 <w:rFonts w:ascii="Consolas" w:hAnsi="Consolas"/>
-                <w:color w:val="9E9E9E"/>
+                <w:color w:val="00B8B8"/>
                 <w:sz w:val="20"/>
               </w:rPr>
               <w:t>data_format</w:t>
@@ -20063,7 +20018,7 @@
             <w:r>
               <w:rPr>
                 <w:rFonts w:ascii="Consolas" w:hAnsi="Consolas"/>
-                <w:color w:val="9E9E9E"/>
+                <w:color w:val="00B8B8"/>
                 <w:sz w:val="20"/>
               </w:rPr>
               <w:t>created_at</w:t>
@@ -20244,7 +20199,7 @@
             <w:r>
               <w:rPr>
                 <w:rFonts w:ascii="Consolas" w:hAnsi="Consolas"/>
-                <w:color w:val="9E9E9E"/>
+                <w:color w:val="B788D3"/>
                 <w:sz w:val="20"/>
               </w:rPr>
               <w:t>purchase_requests</w:t>
@@ -20279,7 +20234,7 @@
             <w:r>
               <w:rPr>
                 <w:rFonts w:ascii="Consolas" w:hAnsi="Consolas"/>
-                <w:color w:val="9E9E9E"/>
+                <w:color w:val="00B8B8"/>
                 <w:sz w:val="20"/>
               </w:rPr>
               <w:t>id</w:t>
@@ -20364,7 +20319,7 @@
             <w:r>
               <w:rPr>
                 <w:rFonts w:ascii="Consolas" w:hAnsi="Consolas"/>
-                <w:color w:val="9E9E9E"/>
+                <w:color w:val="00B8B8"/>
                 <w:sz w:val="20"/>
               </w:rPr>
               <w:t>requester_id</w:t>
@@ -20448,7 +20403,7 @@
             <w:r>
               <w:rPr>
                 <w:rFonts w:ascii="Consolas" w:hAnsi="Consolas"/>
-                <w:color w:val="9E9E9E"/>
+                <w:color w:val="B788D3"/>
                 <w:sz w:val="20"/>
               </w:rPr>
               <w:t>users</w:t>
@@ -20464,7 +20419,7 @@
             <w:r>
               <w:rPr>
                 <w:rFonts w:ascii="Consolas" w:hAnsi="Consolas"/>
-                <w:color w:val="9E9E9E"/>
+                <w:color w:val="00B8B8"/>
                 <w:sz w:val="20"/>
               </w:rPr>
               <w:t>id</w:t>
@@ -20550,7 +20505,7 @@
             <w:r>
               <w:rPr>
                 <w:rFonts w:ascii="Consolas" w:hAnsi="Consolas"/>
-                <w:color w:val="9E9E9E"/>
+                <w:color w:val="00B8B8"/>
                 <w:sz w:val="20"/>
               </w:rPr>
               <w:t>content_id</w:t>
@@ -20600,8 +20555,7 @@
             <w:r>
               <w:rPr>
                 <w:rFonts w:ascii="Consolas" w:hAnsi="Consolas"/>
-                <w:b/>
-                <w:color w:val="739ECA"/>
+                <w:color w:val="B788D3"/>
                 <w:sz w:val="20"/>
               </w:rPr>
               <w:t>content</w:t>
@@ -20617,7 +20571,7 @@
             <w:r>
               <w:rPr>
                 <w:rFonts w:ascii="Consolas" w:hAnsi="Consolas"/>
-                <w:color w:val="9E9E9E"/>
+                <w:color w:val="00B8B8"/>
                 <w:sz w:val="20"/>
               </w:rPr>
               <w:t>id</w:t>
@@ -20720,7 +20674,7 @@
             <w:r>
               <w:rPr>
                 <w:rFonts w:ascii="Consolas" w:hAnsi="Consolas"/>
-                <w:color w:val="9E9E9E"/>
+                <w:color w:val="00B8B8"/>
                 <w:sz w:val="20"/>
               </w:rPr>
               <w:t>external_source_id</w:t>
@@ -20770,7 +20724,7 @@
             <w:r>
               <w:rPr>
                 <w:rFonts w:ascii="Consolas" w:hAnsi="Consolas"/>
-                <w:color w:val="9E9E9E"/>
+                <w:color w:val="B788D3"/>
                 <w:sz w:val="20"/>
               </w:rPr>
               <w:t>external_sources</w:t>
@@ -20786,7 +20740,7 @@
             <w:r>
               <w:rPr>
                 <w:rFonts w:ascii="Consolas" w:hAnsi="Consolas"/>
-                <w:color w:val="9E9E9E"/>
+                <w:color w:val="00B8B8"/>
                 <w:sz w:val="20"/>
               </w:rPr>
               <w:t>id</w:t>
@@ -20889,7 +20843,7 @@
             <w:r>
               <w:rPr>
                 <w:rFonts w:ascii="Consolas" w:hAnsi="Consolas"/>
-                <w:color w:val="9E9E9E"/>
+                <w:color w:val="00B8B8"/>
                 <w:sz w:val="20"/>
               </w:rPr>
               <w:t>creation_date</w:t>
@@ -21008,7 +20962,7 @@
             <w:r>
               <w:rPr>
                 <w:rFonts w:ascii="Consolas" w:hAnsi="Consolas"/>
-                <w:color w:val="9E9E9E"/>
+                <w:color w:val="00B8B8"/>
                 <w:sz w:val="20"/>
               </w:rPr>
               <w:t>status</w:t>
@@ -21143,7 +21097,7 @@
             <w:r>
               <w:rPr>
                 <w:rFonts w:ascii="Consolas" w:hAnsi="Consolas"/>
-                <w:color w:val="9E9E9E"/>
+                <w:color w:val="00B8B8"/>
                 <w:sz w:val="20"/>
               </w:rPr>
               <w:t>budget</w:t>
@@ -21227,8 +21181,7 @@
             <w:r>
               <w:rPr>
                 <w:rFonts w:ascii="Consolas" w:hAnsi="Consolas"/>
-                <w:b/>
-                <w:color w:val="739ECA"/>
+                <w:color w:val="00B8B8"/>
                 <w:sz w:val="20"/>
               </w:rPr>
               <w:t>comments</w:t>
@@ -21280,7 +21233,7 @@
             <w:r>
               <w:rPr>
                 <w:rFonts w:ascii="Consolas" w:hAnsi="Consolas"/>
-                <w:color w:val="9E9E9E"/>
+                <w:color w:val="00B8B8"/>
                 <w:sz w:val="20"/>
               </w:rPr>
               <w:t>suggested_content_text</w:t>
@@ -21366,7 +21319,7 @@
             <w:r>
               <w:rPr>
                 <w:rFonts w:ascii="Consolas" w:hAnsi="Consolas"/>
-                <w:color w:val="9E9E9E"/>
+                <w:color w:val="00B8B8"/>
                 <w:sz w:val="20"/>
               </w:rPr>
               <w:t>justification</w:t>
@@ -21418,7 +21371,7 @@
             <w:r>
               <w:rPr>
                 <w:rFonts w:ascii="Consolas" w:hAnsi="Consolas"/>
-                <w:color w:val="9E9E9E"/>
+                <w:color w:val="00B8B8"/>
                 <w:sz w:val="20"/>
               </w:rPr>
               <w:t>priority</w:t>
@@ -21503,7 +21456,7 @@
             <w:r>
               <w:rPr>
                 <w:rFonts w:ascii="Consolas" w:hAnsi="Consolas"/>
-                <w:color w:val="9E9E9E"/>
+                <w:color w:val="00B8B8"/>
                 <w:sz w:val="20"/>
               </w:rPr>
               <w:t>approved_at</w:t>
@@ -21555,7 +21508,7 @@
             <w:r>
               <w:rPr>
                 <w:rFonts w:ascii="Consolas" w:hAnsi="Consolas"/>
-                <w:color w:val="9E9E9E"/>
+                <w:color w:val="00B8B8"/>
                 <w:sz w:val="20"/>
               </w:rPr>
               <w:t>created_at</w:t>
@@ -21675,10 +21628,19 @@
           <w:p>
             <w:pPr>
               <w:pStyle w:val="Normal"/>
-              <w:rPr/>
+              <w:ind w:hanging="0"/>
+              <w:jc w:val="left"/>
+              <w:rPr>
+                <w:rFonts w:ascii="Consolas" w:hAnsi="Consolas"/>
+                <w:sz w:val="20"/>
+              </w:rPr>
             </w:pPr>
             <w:r>
-              <w:rPr/>
+              <w:rPr>
+                <w:rFonts w:ascii="Consolas" w:hAnsi="Consolas"/>
+                <w:color w:val="EECC64"/>
+                <w:sz w:val="20"/>
+              </w:rPr>
             </w:r>
           </w:p>
         </w:tc>
@@ -21694,9 +21656,7 @@
         </w:rPr>
       </w:pPr>
       <w:r>
-        <w:rPr>
-          <w:lang w:val="ru-RU"/>
-        </w:rPr>
+        <w:rPr/>
         <w:drawing>
           <wp:inline distT="0" distB="0" distL="0" distR="0">
             <wp:extent cx="5940425" cy="4062730"/>
@@ -21739,7 +21699,7 @@
     </w:p>
     <w:p>
       <w:pPr>
-        <w:pStyle w:val="user6"/>
+        <w:pStyle w:val="Style18"/>
         <w:rPr>
           <w:lang w:val="ru-RU"/>
         </w:rPr>
@@ -21770,16 +21730,12 @@
       </w:r>
       <w:r>
         <w:rPr/>
-        <w:t xml:space="preserve"> - </w:t>
-      </w:r>
-      <w:r>
-        <w:rPr/>
-        <w:t>Созданная БД</w:t>
+        <w:t xml:space="preserve"> - Созданная БД</w:t>
       </w:r>
     </w:p>
     <w:p>
       <w:pPr>
-        <w:pStyle w:val="Style24"/>
+        <w:pStyle w:val="Style25"/>
         <w:rPr/>
       </w:pPr>
       <w:r>
@@ -21808,15 +21764,7 @@
       </w:r>
       <w:r>
         <w:rPr/>
-        <w:t xml:space="preserve">: </w:t>
-      </w:r>
-      <w:r>
-        <w:rPr/>
-        <w:t>Заполнение</w:t>
-      </w:r>
-      <w:r>
-        <w:rPr/>
-        <w:t xml:space="preserve"> БД</w:t>
+        <w:t>: Заполнение БД</w:t>
       </w:r>
     </w:p>
     <w:tbl>
@@ -50184,7 +50132,7 @@
     </w:tbl>
     <w:p>
       <w:pPr>
-        <w:pStyle w:val="Style24"/>
+        <w:pStyle w:val="Style25"/>
         <w:rPr/>
       </w:pPr>
       <w:r>
@@ -50213,11 +50161,7 @@
       </w:r>
       <w:r>
         <w:rPr/>
-        <w:t xml:space="preserve">: </w:t>
-      </w:r>
-      <w:r>
-        <w:rPr/>
-        <w:t>Запрос</w:t>
+        <w:t>: Запрос</w:t>
       </w:r>
     </w:p>
     <w:tbl>
@@ -53930,7 +53874,7 @@
     </w:p>
     <w:p>
       <w:pPr>
-        <w:pStyle w:val="user6"/>
+        <w:pStyle w:val="Style18"/>
         <w:rPr>
           <w:lang w:val="ru-RU"/>
         </w:rPr>
@@ -53961,11 +53905,7 @@
       </w:r>
       <w:r>
         <w:rPr/>
-        <w:t xml:space="preserve"> - </w:t>
-      </w:r>
-      <w:r>
-        <w:rPr/>
-        <w:t>Результат</w:t>
+        <w:t xml:space="preserve"> - Результат</w:t>
       </w:r>
     </w:p>
     <w:p>
@@ -55120,7 +55060,7 @@
   </w:style>
   <w:style w:type="paragraph" w:styleId="Heading4">
     <w:name w:val="heading 4"/>
-    <w:basedOn w:val="user3"/>
+    <w:basedOn w:val="Style15"/>
     <w:next w:val="BodyText"/>
     <w:qFormat/>
     <w:pPr>
@@ -55189,13 +55129,13 @@
       <w:lang w:eastAsia="zh-CN" w:bidi="hi-IN"/>
     </w:rPr>
   </w:style>
-  <w:style w:type="character" w:styleId="Style12" w:customStyle="1">
-    <w:name w:val="Символ нумерации"/>
+  <w:style w:type="character" w:styleId="user" w:customStyle="1">
+    <w:name w:val="Символ нумерации (user)"/>
     <w:qFormat/>
     <w:rPr/>
   </w:style>
-  <w:style w:type="character" w:styleId="user" w:customStyle="1">
-    <w:name w:val="Маркеры (user)"/>
+  <w:style w:type="character" w:styleId="Style12" w:customStyle="1">
+    <w:name w:val="Маркеры"/>
     <w:qFormat/>
     <w:rPr>
       <w:rFonts w:ascii="OpenSymbol" w:hAnsi="OpenSymbol" w:eastAsia="OpenSymbol" w:cs="OpenSymbol"/>
@@ -55209,15 +55149,15 @@
       <w:bCs/>
     </w:rPr>
   </w:style>
-  <w:style w:type="character" w:styleId="Style13" w:customStyle="1">
-    <w:name w:val="Маркеры"/>
+  <w:style w:type="character" w:styleId="user1" w:customStyle="1">
+    <w:name w:val="Маркеры (user)"/>
     <w:qFormat/>
     <w:rPr>
       <w:rFonts w:ascii="OpenSymbol" w:hAnsi="OpenSymbol" w:eastAsia="OpenSymbol" w:cs="OpenSymbol"/>
     </w:rPr>
   </w:style>
-  <w:style w:type="character" w:styleId="user1" w:customStyle="1">
-    <w:name w:val="Символ нумерации (user)"/>
+  <w:style w:type="character" w:styleId="Style13" w:customStyle="1">
+    <w:name w:val="Символ нумерации"/>
     <w:qFormat/>
     <w:rPr/>
   </w:style>
@@ -55235,8 +55175,8 @@
       <w:u w:val="single"/>
     </w:rPr>
   </w:style>
-  <w:style w:type="character" w:styleId="user2">
-    <w:name w:val="Исходный текст (user)"/>
+  <w:style w:type="character" w:styleId="Style14">
+    <w:name w:val="Исходный текст"/>
     <w:qFormat/>
     <w:rPr>
       <w:rFonts w:ascii="Liberation Mono" w:hAnsi="Liberation Mono" w:eastAsia="Liberation Mono" w:cs="Liberation Mono"/>
@@ -55250,7 +55190,7 @@
       <w:iCs/>
     </w:rPr>
   </w:style>
-  <w:style w:type="paragraph" w:styleId="Style14">
+  <w:style w:type="paragraph" w:styleId="Style15" w:customStyle="1">
     <w:name w:val="Заголовок"/>
     <w:basedOn w:val="Normal"/>
     <w:next w:val="BodyText"/>
@@ -55305,7 +55245,7 @@
       <w:iCs/>
     </w:rPr>
   </w:style>
-  <w:style w:type="paragraph" w:styleId="Style15">
+  <w:style w:type="paragraph" w:styleId="Style16" w:customStyle="1">
     <w:name w:val="Указатель"/>
     <w:basedOn w:val="Normal"/>
     <w:qFormat/>
@@ -55331,7 +55271,7 @@
       <w:szCs w:val="28"/>
     </w:rPr>
   </w:style>
-  <w:style w:type="paragraph" w:styleId="user3" w:customStyle="1">
+  <w:style w:type="paragraph" w:styleId="user2">
     <w:name w:val="Заголовок (user)"/>
     <w:basedOn w:val="Normal"/>
     <w:next w:val="BodyText"/>
@@ -55346,7 +55286,7 @@
       <w:szCs w:val="28"/>
     </w:rPr>
   </w:style>
-  <w:style w:type="paragraph" w:styleId="user4" w:customStyle="1">
+  <w:style w:type="paragraph" w:styleId="user3">
     <w:name w:val="Указатель (user)"/>
     <w:basedOn w:val="Normal"/>
     <w:qFormat/>
@@ -55419,12 +55359,33 @@
       <w:szCs w:val="14"/>
     </w:rPr>
   </w:style>
-  <w:style w:type="paragraph" w:styleId="Style16" w:customStyle="1">
+  <w:style w:type="paragraph" w:styleId="user4" w:customStyle="1">
+    <w:name w:val="Рисунок (user)"/>
+    <w:basedOn w:val="Caption"/>
+    <w:qFormat/>
+    <w:pPr>
+      <w:keepLines/>
+      <w:spacing w:lineRule="auto" w:line="360" w:before="0" w:after="0"/>
+      <w:jc w:val="center"/>
+    </w:pPr>
+    <w:rPr>
+      <w:rFonts w:ascii="Times New Roman" w:hAnsi="Times New Roman"/>
+      <w:i w:val="false"/>
+      <w:sz w:val="28"/>
+    </w:rPr>
+  </w:style>
+  <w:style w:type="paragraph" w:styleId="Style17" w:customStyle="1">
+    <w:name w:val="Содержимое врезки"/>
+    <w:basedOn w:val="Normal"/>
+    <w:qFormat/>
+    <w:pPr/>
+    <w:rPr/>
+  </w:style>
+  <w:style w:type="paragraph" w:styleId="Style18" w:customStyle="1">
     <w:name w:val="Рисунок"/>
     <w:basedOn w:val="Caption"/>
     <w:qFormat/>
     <w:pPr>
-      <w:keepLines/>
       <w:spacing w:lineRule="auto" w:line="360" w:before="0" w:after="0"/>
       <w:jc w:val="center"/>
     </w:pPr>
@@ -55442,28 +55403,7 @@
     <w:rPr/>
   </w:style>
   <w:style w:type="paragraph" w:styleId="user6" w:customStyle="1">
-    <w:name w:val="Рисунок (user)"/>
-    <w:basedOn w:val="Caption"/>
-    <w:qFormat/>
-    <w:pPr>
-      <w:spacing w:lineRule="auto" w:line="360" w:before="0" w:after="0"/>
-      <w:jc w:val="center"/>
-    </w:pPr>
-    <w:rPr>
-      <w:rFonts w:ascii="Times New Roman" w:hAnsi="Times New Roman"/>
-      <w:i w:val="false"/>
-      <w:sz w:val="28"/>
-    </w:rPr>
-  </w:style>
-  <w:style w:type="paragraph" w:styleId="Style17" w:customStyle="1">
-    <w:name w:val="Содержимое врезки"/>
-    <w:basedOn w:val="Normal"/>
-    <w:qFormat/>
-    <w:pPr/>
-    <w:rPr/>
-  </w:style>
-  <w:style w:type="paragraph" w:styleId="Style18" w:customStyle="1">
-    <w:name w:val="Таблица"/>
+    <w:name w:val="Таблица (user)"/>
     <w:basedOn w:val="Caption"/>
     <w:qFormat/>
     <w:pPr>
@@ -55471,6 +55411,29 @@
     </w:pPr>
     <w:rPr>
       <w:rFonts w:ascii="Times New Roman" w:hAnsi="Times New Roman"/>
+    </w:rPr>
+  </w:style>
+  <w:style w:type="paragraph" w:styleId="user7" w:customStyle="1">
+    <w:name w:val="Содержимое таблицы (user)"/>
+    <w:basedOn w:val="Normal"/>
+    <w:qFormat/>
+    <w:pPr>
+      <w:suppressLineNumbers/>
+    </w:pPr>
+    <w:rPr>
+      <w:rFonts w:ascii="Times New Roman" w:hAnsi="Times New Roman"/>
+    </w:rPr>
+  </w:style>
+  <w:style w:type="paragraph" w:styleId="user8" w:customStyle="1">
+    <w:name w:val="Заголовок таблицы (user)"/>
+    <w:basedOn w:val="user7"/>
+    <w:qFormat/>
+    <w:pPr>
+      <w:jc w:val="center"/>
+    </w:pPr>
+    <w:rPr>
+      <w:b/>
+      <w:bCs/>
     </w:rPr>
   </w:style>
   <w:style w:type="paragraph" w:styleId="Style19" w:customStyle="1">
@@ -55496,31 +55459,8 @@
       <w:bCs/>
     </w:rPr>
   </w:style>
-  <w:style w:type="paragraph" w:styleId="user7" w:customStyle="1">
-    <w:name w:val="Содержимое таблицы (user)"/>
-    <w:basedOn w:val="Normal"/>
-    <w:qFormat/>
-    <w:pPr>
-      <w:suppressLineNumbers/>
-    </w:pPr>
-    <w:rPr>
-      <w:rFonts w:ascii="Times New Roman" w:hAnsi="Times New Roman"/>
-    </w:rPr>
-  </w:style>
-  <w:style w:type="paragraph" w:styleId="user8" w:customStyle="1">
-    <w:name w:val="Заголовок таблицы (user)"/>
-    <w:basedOn w:val="user7"/>
-    <w:qFormat/>
-    <w:pPr>
-      <w:jc w:val="center"/>
-    </w:pPr>
-    <w:rPr>
-      <w:b/>
-      <w:bCs/>
-    </w:rPr>
-  </w:style>
-  <w:style w:type="paragraph" w:styleId="user9" w:customStyle="1">
-    <w:name w:val="Таблица (user)"/>
+  <w:style w:type="paragraph" w:styleId="Style21" w:customStyle="1">
+    <w:name w:val="Таблица"/>
     <w:basedOn w:val="Caption"/>
     <w:qFormat/>
     <w:pPr>
@@ -55547,10 +55487,10 @@
       <w:szCs w:val="36"/>
     </w:rPr>
   </w:style>
-  <w:style w:type="paragraph" w:styleId="Style21" w:customStyle="1">
+  <w:style w:type="paragraph" w:styleId="Style22" w:customStyle="1">
     <w:name w:val="Фотография"/>
     <w:basedOn w:val="Normal"/>
-    <w:next w:val="Style26"/>
+    <w:next w:val="Style28"/>
     <w:qFormat/>
     <w:pPr>
       <w:keepNext w:val="true"/>
@@ -55562,7 +55502,7 @@
       <w:sz w:val="28"/>
     </w:rPr>
   </w:style>
-  <w:style w:type="paragraph" w:styleId="Style22" w:customStyle="1">
+  <w:style w:type="paragraph" w:styleId="Style23" w:customStyle="1">
     <w:name w:val="Табличный текст"/>
     <w:basedOn w:val="Normal"/>
     <w:qFormat/>
@@ -55572,7 +55512,7 @@
       <w:sz w:val="28"/>
     </w:rPr>
   </w:style>
-  <w:style w:type="paragraph" w:styleId="Style23" w:customStyle="1">
+  <w:style w:type="paragraph" w:styleId="Style24" w:customStyle="1">
     <w:name w:val="Загаловок_задание"/>
     <w:basedOn w:val="BodyText"/>
     <w:next w:val="BodyText"/>
@@ -55585,7 +55525,7 @@
       <w:b/>
     </w:rPr>
   </w:style>
-  <w:style w:type="paragraph" w:styleId="Style24" w:customStyle="1">
+  <w:style w:type="paragraph" w:styleId="Style25" w:customStyle="1">
     <w:name w:val="Листинг"/>
     <w:basedOn w:val="Caption"/>
     <w:qFormat/>
@@ -55597,9 +55537,9 @@
       <w:sz w:val="28"/>
     </w:rPr>
   </w:style>
-  <w:style w:type="paragraph" w:styleId="Style25" w:customStyle="1">
+  <w:style w:type="paragraph" w:styleId="Style26" w:customStyle="1">
     <w:name w:val="Текст листинга"/>
-    <w:basedOn w:val="Style19"/>
+    <w:basedOn w:val="user7"/>
     <w:qFormat/>
     <w:pPr/>
     <w:rPr>
@@ -55607,16 +55547,16 @@
       <w:sz w:val="20"/>
     </w:rPr>
   </w:style>
-  <w:style w:type="paragraph" w:styleId="user10" w:customStyle="1">
-    <w:name w:val="Фигура (user)"/>
+  <w:style w:type="paragraph" w:styleId="Style27" w:customStyle="1">
+    <w:name w:val="Фигура"/>
     <w:basedOn w:val="Caption"/>
     <w:qFormat/>
     <w:pPr/>
     <w:rPr/>
   </w:style>
-  <w:style w:type="paragraph" w:styleId="Style26" w:customStyle="1">
+  <w:style w:type="paragraph" w:styleId="Style28" w:customStyle="1">
     <w:name w:val="Название фотографии"/>
-    <w:basedOn w:val="Style21"/>
+    <w:basedOn w:val="Style22"/>
     <w:next w:val="BodyText"/>
     <w:qFormat/>
     <w:pPr>
@@ -55624,8 +55564,8 @@
     </w:pPr>
     <w:rPr/>
   </w:style>
-  <w:style w:type="paragraph" w:styleId="Style27">
-    <w:name w:val="Текст в заданном формате"/>
+  <w:style w:type="paragraph" w:styleId="user9">
+    <w:name w:val="Текст в заданном формате (user)"/>
     <w:basedOn w:val="Normal"/>
     <w:qFormat/>
     <w:pPr>
@@ -55637,15 +55577,15 @@
       <w:szCs w:val="20"/>
     </w:rPr>
   </w:style>
-  <w:style w:type="numbering" w:styleId="user11" w:customStyle="1">
-    <w:name w:val="Без списка (user)"/>
+  <w:style w:type="numbering" w:styleId="Style29" w:customStyle="1">
+    <w:name w:val="Без списка"/>
     <w:uiPriority w:val="99"/>
     <w:semiHidden/>
     <w:unhideWhenUsed/>
     <w:qFormat/>
   </w:style>
-  <w:style w:type="numbering" w:styleId="Style28" w:customStyle="1">
-    <w:name w:val="Без списка"/>
+  <w:style w:type="numbering" w:styleId="user10" w:customStyle="1">
+    <w:name w:val="Без списка (user)"/>
     <w:uiPriority w:val="99"/>
     <w:semiHidden/>
     <w:unhideWhenUsed/>
